--- a/2025-26-2/Algo I/Algo_ZH_II.docx
+++ b/2025-26-2/Algo I/Algo_ZH_II.docx
@@ -111,7 +111,7 @@
             </w:rPr>
             <w:fldChar w:fldCharType="separate"/>
           </w:r>
-          <w:hyperlink w:anchor="_Toc229416263" w:history="1">
+          <w:hyperlink w:anchor="_Toc229477602" w:history="1">
             <w:r>
               <w:rPr>
                 <w:rStyle w:val="Hiperhivatkozs"/>
@@ -142,7 +142,7 @@
                 <w:noProof/>
                 <w:webHidden/>
               </w:rPr>
-              <w:instrText xml:space="preserve"> PAGEREF _Toc229416263 \h </w:instrText>
+              <w:instrText xml:space="preserve"> PAGEREF _Toc229477602 \h </w:instrText>
             </w:r>
             <w:r>
               <w:rPr>
@@ -189,7 +189,7 @@
               <w:lang w:eastAsia="hu-HU"/>
             </w:rPr>
           </w:pPr>
-          <w:hyperlink w:anchor="_Toc229416264" w:history="1">
+          <w:hyperlink w:anchor="_Toc229477603" w:history="1">
             <w:r>
               <w:rPr>
                 <w:rStyle w:val="Hiperhivatkozs"/>
@@ -220,7 +220,7 @@
                 <w:noProof/>
                 <w:webHidden/>
               </w:rPr>
-              <w:instrText xml:space="preserve"> PAGEREF _Toc229416264 \h </w:instrText>
+              <w:instrText xml:space="preserve"> PAGEREF _Toc229477603 \h </w:instrText>
             </w:r>
             <w:r>
               <w:rPr>
@@ -243,7 +243,7 @@
                 <w:noProof/>
                 <w:webHidden/>
               </w:rPr>
-              <w:t>2</w:t>
+              <w:t>3</w:t>
             </w:r>
             <w:r>
               <w:rPr>
@@ -267,7 +267,7 @@
               <w:lang w:eastAsia="hu-HU"/>
             </w:rPr>
           </w:pPr>
-          <w:hyperlink w:anchor="_Toc229416265" w:history="1">
+          <w:hyperlink w:anchor="_Toc229477604" w:history="1">
             <w:r>
               <w:rPr>
                 <w:rStyle w:val="Hiperhivatkozs"/>
@@ -298,7 +298,7 @@
                 <w:noProof/>
                 <w:webHidden/>
               </w:rPr>
-              <w:instrText xml:space="preserve"> PAGEREF _Toc229416265 \h </w:instrText>
+              <w:instrText xml:space="preserve"> PAGEREF _Toc229477604 \h </w:instrText>
             </w:r>
             <w:r>
               <w:rPr>
@@ -345,7 +345,7 @@
               <w:lang w:eastAsia="hu-HU"/>
             </w:rPr>
           </w:pPr>
-          <w:hyperlink w:anchor="_Toc229416266" w:history="1">
+          <w:hyperlink w:anchor="_Toc229477605" w:history="1">
             <w:r>
               <w:rPr>
                 <w:rStyle w:val="Hiperhivatkozs"/>
@@ -376,7 +376,7 @@
                 <w:noProof/>
                 <w:webHidden/>
               </w:rPr>
-              <w:instrText xml:space="preserve"> PAGEREF _Toc229416266 \h </w:instrText>
+              <w:instrText xml:space="preserve"> PAGEREF _Toc229477605 \h </w:instrText>
             </w:r>
             <w:r>
               <w:rPr>
@@ -399,7 +399,7 @@
                 <w:noProof/>
                 <w:webHidden/>
               </w:rPr>
-              <w:t>3</w:t>
+              <w:t>4</w:t>
             </w:r>
             <w:r>
               <w:rPr>
@@ -423,7 +423,7 @@
               <w:lang w:eastAsia="hu-HU"/>
             </w:rPr>
           </w:pPr>
-          <w:hyperlink w:anchor="_Toc229416267" w:history="1">
+          <w:hyperlink w:anchor="_Toc229477606" w:history="1">
             <w:r>
               <w:rPr>
                 <w:rStyle w:val="Hiperhivatkozs"/>
@@ -454,7 +454,7 @@
                 <w:noProof/>
                 <w:webHidden/>
               </w:rPr>
-              <w:instrText xml:space="preserve"> PAGEREF _Toc229416267 \h </w:instrText>
+              <w:instrText xml:space="preserve"> PAGEREF _Toc229477606 \h </w:instrText>
             </w:r>
             <w:r>
               <w:rPr>
@@ -501,7 +501,7 @@
               <w:lang w:eastAsia="hu-HU"/>
             </w:rPr>
           </w:pPr>
-          <w:hyperlink w:anchor="_Toc229416268" w:history="1">
+          <w:hyperlink w:anchor="_Toc229477607" w:history="1">
             <w:r>
               <w:rPr>
                 <w:rStyle w:val="Hiperhivatkozs"/>
@@ -532,7 +532,7 @@
                 <w:noProof/>
                 <w:webHidden/>
               </w:rPr>
-              <w:instrText xml:space="preserve"> PAGEREF _Toc229416268 \h </w:instrText>
+              <w:instrText xml:space="preserve"> PAGEREF _Toc229477607 \h </w:instrText>
             </w:r>
             <w:r>
               <w:rPr>
@@ -556,6 +556,240 @@
                 <w:webHidden/>
               </w:rPr>
               <w:t>6</w:t>
+            </w:r>
+            <w:r>
+              <w:rPr>
+                <w:rFonts w:ascii="Calibri" w:hAnsi="Calibri" w:cs="Calibri"/>
+                <w:noProof/>
+                <w:webHidden/>
+              </w:rPr>
+              <w:fldChar w:fldCharType="end"/>
+            </w:r>
+          </w:hyperlink>
+        </w:p>
+        <w:p>
+          <w:pPr>
+            <w:pStyle w:val="TJ3"/>
+            <w:tabs>
+              <w:tab w:val="right" w:leader="dot" w:pos="9062"/>
+            </w:tabs>
+            <w:rPr>
+              <w:rFonts w:ascii="Calibri" w:eastAsiaTheme="minorEastAsia" w:hAnsi="Calibri" w:cs="Calibri"/>
+              <w:noProof/>
+              <w:lang w:eastAsia="hu-HU"/>
+            </w:rPr>
+          </w:pPr>
+          <w:hyperlink w:anchor="_Toc229477608" w:history="1">
+            <w:r>
+              <w:rPr>
+                <w:rStyle w:val="Hiperhivatkozs"/>
+                <w:rFonts w:ascii="Calibri" w:hAnsi="Calibri" w:cs="Calibri"/>
+                <w:noProof/>
+              </w:rPr>
+              <w:t>Keresőfa:</w:t>
+            </w:r>
+            <w:r>
+              <w:rPr>
+                <w:rFonts w:ascii="Calibri" w:hAnsi="Calibri" w:cs="Calibri"/>
+                <w:noProof/>
+                <w:webHidden/>
+              </w:rPr>
+              <w:tab/>
+            </w:r>
+            <w:r>
+              <w:rPr>
+                <w:rFonts w:ascii="Calibri" w:hAnsi="Calibri" w:cs="Calibri"/>
+                <w:noProof/>
+                <w:webHidden/>
+              </w:rPr>
+              <w:fldChar w:fldCharType="begin"/>
+            </w:r>
+            <w:r>
+              <w:rPr>
+                <w:rFonts w:ascii="Calibri" w:hAnsi="Calibri" w:cs="Calibri"/>
+                <w:noProof/>
+                <w:webHidden/>
+              </w:rPr>
+              <w:instrText xml:space="preserve"> PAGEREF _Toc229477608 \h </w:instrText>
+            </w:r>
+            <w:r>
+              <w:rPr>
+                <w:rFonts w:ascii="Calibri" w:hAnsi="Calibri" w:cs="Calibri"/>
+                <w:noProof/>
+                <w:webHidden/>
+              </w:rPr>
+            </w:r>
+            <w:r>
+              <w:rPr>
+                <w:rFonts w:ascii="Calibri" w:hAnsi="Calibri" w:cs="Calibri"/>
+                <w:noProof/>
+                <w:webHidden/>
+              </w:rPr>
+              <w:fldChar w:fldCharType="separate"/>
+            </w:r>
+            <w:r>
+              <w:rPr>
+                <w:rFonts w:ascii="Calibri" w:hAnsi="Calibri" w:cs="Calibri"/>
+                <w:noProof/>
+                <w:webHidden/>
+              </w:rPr>
+              <w:t>6</w:t>
+            </w:r>
+            <w:r>
+              <w:rPr>
+                <w:rFonts w:ascii="Calibri" w:hAnsi="Calibri" w:cs="Calibri"/>
+                <w:noProof/>
+                <w:webHidden/>
+              </w:rPr>
+              <w:fldChar w:fldCharType="end"/>
+            </w:r>
+          </w:hyperlink>
+        </w:p>
+        <w:p>
+          <w:pPr>
+            <w:pStyle w:val="TJ3"/>
+            <w:tabs>
+              <w:tab w:val="right" w:leader="dot" w:pos="9062"/>
+            </w:tabs>
+            <w:rPr>
+              <w:rFonts w:ascii="Calibri" w:eastAsiaTheme="minorEastAsia" w:hAnsi="Calibri" w:cs="Calibri"/>
+              <w:noProof/>
+              <w:lang w:eastAsia="hu-HU"/>
+            </w:rPr>
+          </w:pPr>
+          <w:hyperlink w:anchor="_Toc229477609" w:history="1">
+            <w:r>
+              <w:rPr>
+                <w:rStyle w:val="Hiperhivatkozs"/>
+                <w:rFonts w:ascii="Calibri" w:hAnsi="Calibri" w:cs="Calibri"/>
+                <w:noProof/>
+              </w:rPr>
+              <w:t>Rendezőfa:</w:t>
+            </w:r>
+            <w:r>
+              <w:rPr>
+                <w:rFonts w:ascii="Calibri" w:hAnsi="Calibri" w:cs="Calibri"/>
+                <w:noProof/>
+                <w:webHidden/>
+              </w:rPr>
+              <w:tab/>
+            </w:r>
+            <w:r>
+              <w:rPr>
+                <w:rFonts w:ascii="Calibri" w:hAnsi="Calibri" w:cs="Calibri"/>
+                <w:noProof/>
+                <w:webHidden/>
+              </w:rPr>
+              <w:fldChar w:fldCharType="begin"/>
+            </w:r>
+            <w:r>
+              <w:rPr>
+                <w:rFonts w:ascii="Calibri" w:hAnsi="Calibri" w:cs="Calibri"/>
+                <w:noProof/>
+                <w:webHidden/>
+              </w:rPr>
+              <w:instrText xml:space="preserve"> PAGEREF _Toc229477609 \h </w:instrText>
+            </w:r>
+            <w:r>
+              <w:rPr>
+                <w:rFonts w:ascii="Calibri" w:hAnsi="Calibri" w:cs="Calibri"/>
+                <w:noProof/>
+                <w:webHidden/>
+              </w:rPr>
+            </w:r>
+            <w:r>
+              <w:rPr>
+                <w:rFonts w:ascii="Calibri" w:hAnsi="Calibri" w:cs="Calibri"/>
+                <w:noProof/>
+                <w:webHidden/>
+              </w:rPr>
+              <w:fldChar w:fldCharType="separate"/>
+            </w:r>
+            <w:r>
+              <w:rPr>
+                <w:rFonts w:ascii="Calibri" w:hAnsi="Calibri" w:cs="Calibri"/>
+                <w:noProof/>
+                <w:webHidden/>
+              </w:rPr>
+              <w:t>6</w:t>
+            </w:r>
+            <w:r>
+              <w:rPr>
+                <w:rFonts w:ascii="Calibri" w:hAnsi="Calibri" w:cs="Calibri"/>
+                <w:noProof/>
+                <w:webHidden/>
+              </w:rPr>
+              <w:fldChar w:fldCharType="end"/>
+            </w:r>
+          </w:hyperlink>
+        </w:p>
+        <w:p>
+          <w:pPr>
+            <w:pStyle w:val="TJ3"/>
+            <w:tabs>
+              <w:tab w:val="right" w:leader="dot" w:pos="9062"/>
+            </w:tabs>
+            <w:rPr>
+              <w:rFonts w:ascii="Calibri" w:eastAsiaTheme="minorEastAsia" w:hAnsi="Calibri" w:cs="Calibri"/>
+              <w:noProof/>
+              <w:lang w:eastAsia="hu-HU"/>
+            </w:rPr>
+          </w:pPr>
+          <w:hyperlink w:anchor="_Toc229477610" w:history="1">
+            <w:r>
+              <w:rPr>
+                <w:rStyle w:val="Hiperhivatkozs"/>
+                <w:rFonts w:ascii="Calibri" w:hAnsi="Calibri" w:cs="Calibri"/>
+                <w:noProof/>
+              </w:rPr>
+              <w:t>A bináris keresőfák műveletei:</w:t>
+            </w:r>
+            <w:r>
+              <w:rPr>
+                <w:rFonts w:ascii="Calibri" w:hAnsi="Calibri" w:cs="Calibri"/>
+                <w:noProof/>
+                <w:webHidden/>
+              </w:rPr>
+              <w:tab/>
+            </w:r>
+            <w:r>
+              <w:rPr>
+                <w:rFonts w:ascii="Calibri" w:hAnsi="Calibri" w:cs="Calibri"/>
+                <w:noProof/>
+                <w:webHidden/>
+              </w:rPr>
+              <w:fldChar w:fldCharType="begin"/>
+            </w:r>
+            <w:r>
+              <w:rPr>
+                <w:rFonts w:ascii="Calibri" w:hAnsi="Calibri" w:cs="Calibri"/>
+                <w:noProof/>
+                <w:webHidden/>
+              </w:rPr>
+              <w:instrText xml:space="preserve"> PAGEREF _Toc229477610 \h </w:instrText>
+            </w:r>
+            <w:r>
+              <w:rPr>
+                <w:rFonts w:ascii="Calibri" w:hAnsi="Calibri" w:cs="Calibri"/>
+                <w:noProof/>
+                <w:webHidden/>
+              </w:rPr>
+            </w:r>
+            <w:r>
+              <w:rPr>
+                <w:rFonts w:ascii="Calibri" w:hAnsi="Calibri" w:cs="Calibri"/>
+                <w:noProof/>
+                <w:webHidden/>
+              </w:rPr>
+              <w:fldChar w:fldCharType="separate"/>
+            </w:r>
+            <w:r>
+              <w:rPr>
+                <w:rFonts w:ascii="Calibri" w:hAnsi="Calibri" w:cs="Calibri"/>
+                <w:noProof/>
+                <w:webHidden/>
+              </w:rPr>
+              <w:t>7</w:t>
             </w:r>
             <w:r>
               <w:rPr>
@@ -579,7 +813,7 @@
               <w:lang w:eastAsia="hu-HU"/>
             </w:rPr>
           </w:pPr>
-          <w:hyperlink w:anchor="_Toc229416269" w:history="1">
+          <w:hyperlink w:anchor="_Toc229477611" w:history="1">
             <w:r>
               <w:rPr>
                 <w:rStyle w:val="Hiperhivatkozs"/>
@@ -610,7 +844,7 @@
                 <w:noProof/>
                 <w:webHidden/>
               </w:rPr>
-              <w:instrText xml:space="preserve"> PAGEREF _Toc229416269 \h </w:instrText>
+              <w:instrText xml:space="preserve"> PAGEREF _Toc229477611 \h </w:instrText>
             </w:r>
             <w:r>
               <w:rPr>
@@ -633,7 +867,7 @@
                 <w:noProof/>
                 <w:webHidden/>
               </w:rPr>
-              <w:t>7</w:t>
+              <w:t>8</w:t>
             </w:r>
             <w:r>
               <w:rPr>
@@ -657,13 +891,481 @@
               <w:lang w:eastAsia="hu-HU"/>
             </w:rPr>
           </w:pPr>
-          <w:hyperlink w:anchor="_Toc229416270" w:history="1">
+          <w:hyperlink w:anchor="_Toc229477612" w:history="1">
             <w:r>
               <w:rPr>
                 <w:rStyle w:val="Hiperhivatkozs"/>
                 <w:rFonts w:ascii="Calibri" w:hAnsi="Calibri" w:cs="Calibri"/>
                 <w:noProof/>
               </w:rPr>
+              <w:t>Kupac ábrázolása</w:t>
+            </w:r>
+            <w:r>
+              <w:rPr>
+                <w:rFonts w:ascii="Calibri" w:hAnsi="Calibri" w:cs="Calibri"/>
+                <w:noProof/>
+                <w:webHidden/>
+              </w:rPr>
+              <w:tab/>
+            </w:r>
+            <w:r>
+              <w:rPr>
+                <w:rFonts w:ascii="Calibri" w:hAnsi="Calibri" w:cs="Calibri"/>
+                <w:noProof/>
+                <w:webHidden/>
+              </w:rPr>
+              <w:fldChar w:fldCharType="begin"/>
+            </w:r>
+            <w:r>
+              <w:rPr>
+                <w:rFonts w:ascii="Calibri" w:hAnsi="Calibri" w:cs="Calibri"/>
+                <w:noProof/>
+                <w:webHidden/>
+              </w:rPr>
+              <w:instrText xml:space="preserve"> PAGEREF _Toc229477612 \h </w:instrText>
+            </w:r>
+            <w:r>
+              <w:rPr>
+                <w:rFonts w:ascii="Calibri" w:hAnsi="Calibri" w:cs="Calibri"/>
+                <w:noProof/>
+                <w:webHidden/>
+              </w:rPr>
+            </w:r>
+            <w:r>
+              <w:rPr>
+                <w:rFonts w:ascii="Calibri" w:hAnsi="Calibri" w:cs="Calibri"/>
+                <w:noProof/>
+                <w:webHidden/>
+              </w:rPr>
+              <w:fldChar w:fldCharType="separate"/>
+            </w:r>
+            <w:r>
+              <w:rPr>
+                <w:rFonts w:ascii="Calibri" w:hAnsi="Calibri" w:cs="Calibri"/>
+                <w:noProof/>
+                <w:webHidden/>
+              </w:rPr>
+              <w:t>9</w:t>
+            </w:r>
+            <w:r>
+              <w:rPr>
+                <w:rFonts w:ascii="Calibri" w:hAnsi="Calibri" w:cs="Calibri"/>
+                <w:noProof/>
+                <w:webHidden/>
+              </w:rPr>
+              <w:fldChar w:fldCharType="end"/>
+            </w:r>
+          </w:hyperlink>
+        </w:p>
+        <w:p>
+          <w:pPr>
+            <w:pStyle w:val="TJ2"/>
+            <w:tabs>
+              <w:tab w:val="right" w:leader="dot" w:pos="9062"/>
+            </w:tabs>
+            <w:rPr>
+              <w:rFonts w:ascii="Calibri" w:eastAsiaTheme="minorEastAsia" w:hAnsi="Calibri" w:cs="Calibri"/>
+              <w:noProof/>
+              <w:lang w:eastAsia="hu-HU"/>
+            </w:rPr>
+          </w:pPr>
+          <w:hyperlink w:anchor="_Toc229477613" w:history="1">
+            <w:r>
+              <w:rPr>
+                <w:rStyle w:val="Hiperhivatkozs"/>
+                <w:rFonts w:ascii="Calibri" w:hAnsi="Calibri" w:cs="Calibri"/>
+                <w:noProof/>
+              </w:rPr>
+              <w:t>Elsőbbségi (prioritásos sorok)</w:t>
+            </w:r>
+            <w:r>
+              <w:rPr>
+                <w:rFonts w:ascii="Calibri" w:hAnsi="Calibri" w:cs="Calibri"/>
+                <w:noProof/>
+                <w:webHidden/>
+              </w:rPr>
+              <w:tab/>
+            </w:r>
+            <w:r>
+              <w:rPr>
+                <w:rFonts w:ascii="Calibri" w:hAnsi="Calibri" w:cs="Calibri"/>
+                <w:noProof/>
+                <w:webHidden/>
+              </w:rPr>
+              <w:fldChar w:fldCharType="begin"/>
+            </w:r>
+            <w:r>
+              <w:rPr>
+                <w:rFonts w:ascii="Calibri" w:hAnsi="Calibri" w:cs="Calibri"/>
+                <w:noProof/>
+                <w:webHidden/>
+              </w:rPr>
+              <w:instrText xml:space="preserve"> PAGEREF _Toc229477613 \h </w:instrText>
+            </w:r>
+            <w:r>
+              <w:rPr>
+                <w:rFonts w:ascii="Calibri" w:hAnsi="Calibri" w:cs="Calibri"/>
+                <w:noProof/>
+                <w:webHidden/>
+              </w:rPr>
+            </w:r>
+            <w:r>
+              <w:rPr>
+                <w:rFonts w:ascii="Calibri" w:hAnsi="Calibri" w:cs="Calibri"/>
+                <w:noProof/>
+                <w:webHidden/>
+              </w:rPr>
+              <w:fldChar w:fldCharType="separate"/>
+            </w:r>
+            <w:r>
+              <w:rPr>
+                <w:rFonts w:ascii="Calibri" w:hAnsi="Calibri" w:cs="Calibri"/>
+                <w:noProof/>
+                <w:webHidden/>
+              </w:rPr>
+              <w:t>9</w:t>
+            </w:r>
+            <w:r>
+              <w:rPr>
+                <w:rFonts w:ascii="Calibri" w:hAnsi="Calibri" w:cs="Calibri"/>
+                <w:noProof/>
+                <w:webHidden/>
+              </w:rPr>
+              <w:fldChar w:fldCharType="end"/>
+            </w:r>
+          </w:hyperlink>
+        </w:p>
+        <w:p>
+          <w:pPr>
+            <w:pStyle w:val="TJ2"/>
+            <w:tabs>
+              <w:tab w:val="right" w:leader="dot" w:pos="9062"/>
+            </w:tabs>
+            <w:rPr>
+              <w:rFonts w:ascii="Calibri" w:eastAsiaTheme="minorEastAsia" w:hAnsi="Calibri" w:cs="Calibri"/>
+              <w:noProof/>
+              <w:lang w:eastAsia="hu-HU"/>
+            </w:rPr>
+          </w:pPr>
+          <w:hyperlink w:anchor="_Toc229477614" w:history="1">
+            <w:r>
+              <w:rPr>
+                <w:rStyle w:val="Hiperhivatkozs"/>
+                <w:rFonts w:ascii="Calibri" w:hAnsi="Calibri" w:cs="Calibri"/>
+                <w:noProof/>
+              </w:rPr>
+              <w:t>Kupac műveletek</w:t>
+            </w:r>
+            <w:r>
+              <w:rPr>
+                <w:rFonts w:ascii="Calibri" w:hAnsi="Calibri" w:cs="Calibri"/>
+                <w:noProof/>
+                <w:webHidden/>
+              </w:rPr>
+              <w:tab/>
+            </w:r>
+            <w:r>
+              <w:rPr>
+                <w:rFonts w:ascii="Calibri" w:hAnsi="Calibri" w:cs="Calibri"/>
+                <w:noProof/>
+                <w:webHidden/>
+              </w:rPr>
+              <w:fldChar w:fldCharType="begin"/>
+            </w:r>
+            <w:r>
+              <w:rPr>
+                <w:rFonts w:ascii="Calibri" w:hAnsi="Calibri" w:cs="Calibri"/>
+                <w:noProof/>
+                <w:webHidden/>
+              </w:rPr>
+              <w:instrText xml:space="preserve"> PAGEREF _Toc229477614 \h </w:instrText>
+            </w:r>
+            <w:r>
+              <w:rPr>
+                <w:rFonts w:ascii="Calibri" w:hAnsi="Calibri" w:cs="Calibri"/>
+                <w:noProof/>
+                <w:webHidden/>
+              </w:rPr>
+            </w:r>
+            <w:r>
+              <w:rPr>
+                <w:rFonts w:ascii="Calibri" w:hAnsi="Calibri" w:cs="Calibri"/>
+                <w:noProof/>
+                <w:webHidden/>
+              </w:rPr>
+              <w:fldChar w:fldCharType="separate"/>
+            </w:r>
+            <w:r>
+              <w:rPr>
+                <w:rFonts w:ascii="Calibri" w:hAnsi="Calibri" w:cs="Calibri"/>
+                <w:noProof/>
+                <w:webHidden/>
+              </w:rPr>
+              <w:t>10</w:t>
+            </w:r>
+            <w:r>
+              <w:rPr>
+                <w:rFonts w:ascii="Calibri" w:hAnsi="Calibri" w:cs="Calibri"/>
+                <w:noProof/>
+                <w:webHidden/>
+              </w:rPr>
+              <w:fldChar w:fldCharType="end"/>
+            </w:r>
+          </w:hyperlink>
+        </w:p>
+        <w:p>
+          <w:pPr>
+            <w:pStyle w:val="TJ3"/>
+            <w:tabs>
+              <w:tab w:val="right" w:leader="dot" w:pos="9062"/>
+            </w:tabs>
+            <w:rPr>
+              <w:rFonts w:ascii="Calibri" w:eastAsiaTheme="minorEastAsia" w:hAnsi="Calibri" w:cs="Calibri"/>
+              <w:noProof/>
+              <w:lang w:eastAsia="hu-HU"/>
+            </w:rPr>
+          </w:pPr>
+          <w:hyperlink w:anchor="_Toc229477615" w:history="1">
+            <w:r>
+              <w:rPr>
+                <w:rStyle w:val="Hiperhivatkozs"/>
+                <w:rFonts w:ascii="Calibri" w:hAnsi="Calibri" w:cs="Calibri"/>
+                <w:noProof/>
+              </w:rPr>
+              <w:t>Beszúrás</w:t>
+            </w:r>
+            <w:r>
+              <w:rPr>
+                <w:rFonts w:ascii="Calibri" w:hAnsi="Calibri" w:cs="Calibri"/>
+                <w:noProof/>
+                <w:webHidden/>
+              </w:rPr>
+              <w:tab/>
+            </w:r>
+            <w:r>
+              <w:rPr>
+                <w:rFonts w:ascii="Calibri" w:hAnsi="Calibri" w:cs="Calibri"/>
+                <w:noProof/>
+                <w:webHidden/>
+              </w:rPr>
+              <w:fldChar w:fldCharType="begin"/>
+            </w:r>
+            <w:r>
+              <w:rPr>
+                <w:rFonts w:ascii="Calibri" w:hAnsi="Calibri" w:cs="Calibri"/>
+                <w:noProof/>
+                <w:webHidden/>
+              </w:rPr>
+              <w:instrText xml:space="preserve"> PAGEREF _Toc229477615 \h </w:instrText>
+            </w:r>
+            <w:r>
+              <w:rPr>
+                <w:rFonts w:ascii="Calibri" w:hAnsi="Calibri" w:cs="Calibri"/>
+                <w:noProof/>
+                <w:webHidden/>
+              </w:rPr>
+            </w:r>
+            <w:r>
+              <w:rPr>
+                <w:rFonts w:ascii="Calibri" w:hAnsi="Calibri" w:cs="Calibri"/>
+                <w:noProof/>
+                <w:webHidden/>
+              </w:rPr>
+              <w:fldChar w:fldCharType="separate"/>
+            </w:r>
+            <w:r>
+              <w:rPr>
+                <w:rFonts w:ascii="Calibri" w:hAnsi="Calibri" w:cs="Calibri"/>
+                <w:noProof/>
+                <w:webHidden/>
+              </w:rPr>
+              <w:t>10</w:t>
+            </w:r>
+            <w:r>
+              <w:rPr>
+                <w:rFonts w:ascii="Calibri" w:hAnsi="Calibri" w:cs="Calibri"/>
+                <w:noProof/>
+                <w:webHidden/>
+              </w:rPr>
+              <w:fldChar w:fldCharType="end"/>
+            </w:r>
+          </w:hyperlink>
+        </w:p>
+        <w:p>
+          <w:pPr>
+            <w:pStyle w:val="TJ3"/>
+            <w:tabs>
+              <w:tab w:val="right" w:leader="dot" w:pos="9062"/>
+            </w:tabs>
+            <w:rPr>
+              <w:rFonts w:ascii="Calibri" w:eastAsiaTheme="minorEastAsia" w:hAnsi="Calibri" w:cs="Calibri"/>
+              <w:noProof/>
+              <w:lang w:eastAsia="hu-HU"/>
+            </w:rPr>
+          </w:pPr>
+          <w:hyperlink w:anchor="_Toc229477616" w:history="1">
+            <w:r>
+              <w:rPr>
+                <w:rStyle w:val="Hiperhivatkozs"/>
+                <w:rFonts w:ascii="Calibri" w:hAnsi="Calibri" w:cs="Calibri"/>
+                <w:noProof/>
+              </w:rPr>
+              <w:t>Maximális elem törlése</w:t>
+            </w:r>
+            <w:r>
+              <w:rPr>
+                <w:rFonts w:ascii="Calibri" w:hAnsi="Calibri" w:cs="Calibri"/>
+                <w:noProof/>
+                <w:webHidden/>
+              </w:rPr>
+              <w:tab/>
+            </w:r>
+            <w:r>
+              <w:rPr>
+                <w:rFonts w:ascii="Calibri" w:hAnsi="Calibri" w:cs="Calibri"/>
+                <w:noProof/>
+                <w:webHidden/>
+              </w:rPr>
+              <w:fldChar w:fldCharType="begin"/>
+            </w:r>
+            <w:r>
+              <w:rPr>
+                <w:rFonts w:ascii="Calibri" w:hAnsi="Calibri" w:cs="Calibri"/>
+                <w:noProof/>
+                <w:webHidden/>
+              </w:rPr>
+              <w:instrText xml:space="preserve"> PAGEREF _Toc229477616 \h </w:instrText>
+            </w:r>
+            <w:r>
+              <w:rPr>
+                <w:rFonts w:ascii="Calibri" w:hAnsi="Calibri" w:cs="Calibri"/>
+                <w:noProof/>
+                <w:webHidden/>
+              </w:rPr>
+            </w:r>
+            <w:r>
+              <w:rPr>
+                <w:rFonts w:ascii="Calibri" w:hAnsi="Calibri" w:cs="Calibri"/>
+                <w:noProof/>
+                <w:webHidden/>
+              </w:rPr>
+              <w:fldChar w:fldCharType="separate"/>
+            </w:r>
+            <w:r>
+              <w:rPr>
+                <w:rFonts w:ascii="Calibri" w:hAnsi="Calibri" w:cs="Calibri"/>
+                <w:noProof/>
+                <w:webHidden/>
+              </w:rPr>
+              <w:t>10</w:t>
+            </w:r>
+            <w:r>
+              <w:rPr>
+                <w:rFonts w:ascii="Calibri" w:hAnsi="Calibri" w:cs="Calibri"/>
+                <w:noProof/>
+                <w:webHidden/>
+              </w:rPr>
+              <w:fldChar w:fldCharType="end"/>
+            </w:r>
+          </w:hyperlink>
+        </w:p>
+        <w:p>
+          <w:pPr>
+            <w:pStyle w:val="TJ2"/>
+            <w:tabs>
+              <w:tab w:val="right" w:leader="dot" w:pos="9062"/>
+            </w:tabs>
+            <w:rPr>
+              <w:rFonts w:ascii="Calibri" w:eastAsiaTheme="minorEastAsia" w:hAnsi="Calibri" w:cs="Calibri"/>
+              <w:noProof/>
+              <w:lang w:eastAsia="hu-HU"/>
+            </w:rPr>
+          </w:pPr>
+          <w:hyperlink w:anchor="_Toc229477617" w:history="1">
+            <w:r>
+              <w:rPr>
+                <w:rStyle w:val="Hiperhivatkozs"/>
+                <w:rFonts w:ascii="Calibri" w:hAnsi="Calibri" w:cs="Calibri"/>
+                <w:noProof/>
+              </w:rPr>
+              <w:t>Rendezés elsőbbségi sorral</w:t>
+            </w:r>
+            <w:r>
+              <w:rPr>
+                <w:rFonts w:ascii="Calibri" w:hAnsi="Calibri" w:cs="Calibri"/>
+                <w:noProof/>
+                <w:webHidden/>
+              </w:rPr>
+              <w:tab/>
+            </w:r>
+            <w:r>
+              <w:rPr>
+                <w:rFonts w:ascii="Calibri" w:hAnsi="Calibri" w:cs="Calibri"/>
+                <w:noProof/>
+                <w:webHidden/>
+              </w:rPr>
+              <w:fldChar w:fldCharType="begin"/>
+            </w:r>
+            <w:r>
+              <w:rPr>
+                <w:rFonts w:ascii="Calibri" w:hAnsi="Calibri" w:cs="Calibri"/>
+                <w:noProof/>
+                <w:webHidden/>
+              </w:rPr>
+              <w:instrText xml:space="preserve"> PAGEREF _Toc229477617 \h </w:instrText>
+            </w:r>
+            <w:r>
+              <w:rPr>
+                <w:rFonts w:ascii="Calibri" w:hAnsi="Calibri" w:cs="Calibri"/>
+                <w:noProof/>
+                <w:webHidden/>
+              </w:rPr>
+            </w:r>
+            <w:r>
+              <w:rPr>
+                <w:rFonts w:ascii="Calibri" w:hAnsi="Calibri" w:cs="Calibri"/>
+                <w:noProof/>
+                <w:webHidden/>
+              </w:rPr>
+              <w:fldChar w:fldCharType="separate"/>
+            </w:r>
+            <w:r>
+              <w:rPr>
+                <w:rFonts w:ascii="Calibri" w:hAnsi="Calibri" w:cs="Calibri"/>
+                <w:noProof/>
+                <w:webHidden/>
+              </w:rPr>
+              <w:t>11</w:t>
+            </w:r>
+            <w:r>
+              <w:rPr>
+                <w:rFonts w:ascii="Calibri" w:hAnsi="Calibri" w:cs="Calibri"/>
+                <w:noProof/>
+                <w:webHidden/>
+              </w:rPr>
+              <w:fldChar w:fldCharType="end"/>
+            </w:r>
+          </w:hyperlink>
+        </w:p>
+        <w:p>
+          <w:pPr>
+            <w:pStyle w:val="TJ2"/>
+            <w:tabs>
+              <w:tab w:val="right" w:leader="dot" w:pos="9062"/>
+            </w:tabs>
+            <w:rPr>
+              <w:rFonts w:ascii="Calibri" w:eastAsiaTheme="minorEastAsia" w:hAnsi="Calibri" w:cs="Calibri"/>
+              <w:noProof/>
+              <w:lang w:eastAsia="hu-HU"/>
+            </w:rPr>
+          </w:pPr>
+          <w:hyperlink w:anchor="_Toc229477618" w:history="1">
+            <w:r>
+              <w:rPr>
+                <w:rStyle w:val="Hiperhivatkozs"/>
+                <w:rFonts w:ascii="Calibri" w:hAnsi="Calibri" w:cs="Calibri"/>
+                <w:noProof/>
+              </w:rPr>
               <w:t>Kupacrendezés (heap sort)</w:t>
             </w:r>
             <w:r>
@@ -688,7 +1390,7 @@
                 <w:noProof/>
                 <w:webHidden/>
               </w:rPr>
-              <w:instrText xml:space="preserve"> PAGEREF _Toc229416270 \h </w:instrText>
+              <w:instrText xml:space="preserve"> PAGEREF _Toc229477618 \h </w:instrText>
             </w:r>
             <w:r>
               <w:rPr>
@@ -711,7 +1413,85 @@
                 <w:noProof/>
                 <w:webHidden/>
               </w:rPr>
-              <w:t>7</w:t>
+              <w:t>11</w:t>
+            </w:r>
+            <w:r>
+              <w:rPr>
+                <w:rFonts w:ascii="Calibri" w:hAnsi="Calibri" w:cs="Calibri"/>
+                <w:noProof/>
+                <w:webHidden/>
+              </w:rPr>
+              <w:fldChar w:fldCharType="end"/>
+            </w:r>
+          </w:hyperlink>
+        </w:p>
+        <w:p>
+          <w:pPr>
+            <w:pStyle w:val="TJ3"/>
+            <w:tabs>
+              <w:tab w:val="right" w:leader="dot" w:pos="9062"/>
+            </w:tabs>
+            <w:rPr>
+              <w:rFonts w:eastAsiaTheme="minorEastAsia"/>
+              <w:noProof/>
+              <w:lang w:eastAsia="hu-HU"/>
+            </w:rPr>
+          </w:pPr>
+          <w:hyperlink w:anchor="_Toc229477619" w:history="1">
+            <w:r>
+              <w:rPr>
+                <w:rStyle w:val="Hiperhivatkozs"/>
+                <w:rFonts w:ascii="Calibri" w:hAnsi="Calibri" w:cs="Calibri"/>
+                <w:noProof/>
+              </w:rPr>
+              <w:t>Működése</w:t>
+            </w:r>
+            <w:r>
+              <w:rPr>
+                <w:rFonts w:ascii="Calibri" w:hAnsi="Calibri" w:cs="Calibri"/>
+                <w:noProof/>
+                <w:webHidden/>
+              </w:rPr>
+              <w:tab/>
+            </w:r>
+            <w:r>
+              <w:rPr>
+                <w:rFonts w:ascii="Calibri" w:hAnsi="Calibri" w:cs="Calibri"/>
+                <w:noProof/>
+                <w:webHidden/>
+              </w:rPr>
+              <w:fldChar w:fldCharType="begin"/>
+            </w:r>
+            <w:r>
+              <w:rPr>
+                <w:rFonts w:ascii="Calibri" w:hAnsi="Calibri" w:cs="Calibri"/>
+                <w:noProof/>
+                <w:webHidden/>
+              </w:rPr>
+              <w:instrText xml:space="preserve"> PAGEREF _Toc229477619 \h </w:instrText>
+            </w:r>
+            <w:r>
+              <w:rPr>
+                <w:rFonts w:ascii="Calibri" w:hAnsi="Calibri" w:cs="Calibri"/>
+                <w:noProof/>
+                <w:webHidden/>
+              </w:rPr>
+            </w:r>
+            <w:r>
+              <w:rPr>
+                <w:rFonts w:ascii="Calibri" w:hAnsi="Calibri" w:cs="Calibri"/>
+                <w:noProof/>
+                <w:webHidden/>
+              </w:rPr>
+              <w:fldChar w:fldCharType="separate"/>
+            </w:r>
+            <w:r>
+              <w:rPr>
+                <w:rFonts w:ascii="Calibri" w:hAnsi="Calibri" w:cs="Calibri"/>
+                <w:noProof/>
+                <w:webHidden/>
+              </w:rPr>
+              <w:t>11</w:t>
             </w:r>
             <w:r>
               <w:rPr>
@@ -801,7 +1581,7 @@
           <w:rFonts w:ascii="Cascadia Code SemiBold" w:hAnsi="Cascadia Code SemiBold" w:cs="Cascadia Code SemiBold"/>
         </w:rPr>
       </w:pPr>
-      <w:bookmarkStart w:id="0" w:name="_Toc229416263"/>
+      <w:bookmarkStart w:id="0" w:name="_Toc229477602"/>
       <w:r>
         <w:rPr>
           <w:rFonts w:ascii="Cascadia Code SemiBold" w:hAnsi="Cascadia Code SemiBold" w:cs="Cascadia Code SemiBold"/>
@@ -953,6 +1733,7 @@
           <w:b/>
           <w:bCs/>
         </w:rPr>
+        <w:lastRenderedPageBreak/>
         <w:t>L</w:t>
       </w:r>
       <w:r>
@@ -1219,7 +2000,6 @@
         <w:rPr>
           <w:noProof/>
         </w:rPr>
-        <w:lastRenderedPageBreak/>
         <w:drawing>
           <wp:inline distT="0" distB="0" distL="0" distR="0" wp14:anchorId="2DD9EC51" wp14:editId="263C8DDB">
             <wp:extent cx="4724853" cy="2602523"/>
@@ -1384,8 +2164,13 @@
           <w:numId w:val="3"/>
         </w:numPr>
       </w:pPr>
-      <w:r>
-        <w:t>h magasságú tökéletes bináris fa csúcsainak száma</w:t>
+      <w:proofErr w:type="gramStart"/>
+      <w:r>
+        <w:t>h</w:t>
+      </w:r>
+      <w:proofErr w:type="gramEnd"/>
+      <w:r>
+        <w:t xml:space="preserve"> magasságú tökéletes bináris fa csúcsainak száma</w:t>
       </w:r>
       <w:r>
         <w:t>:</w:t>
@@ -1481,12 +2266,13 @@
           <w:u w:val="single"/>
         </w:rPr>
       </w:pPr>
-      <w:bookmarkStart w:id="1" w:name="_Toc229416264"/>
+      <w:bookmarkStart w:id="1" w:name="_Toc229477603"/>
       <w:r>
         <w:rPr>
           <w:rFonts w:ascii="Cascadia Code SemiBold" w:hAnsi="Cascadia Code SemiBold" w:cs="Cascadia Code SemiBold"/>
           <w:u w:val="single"/>
         </w:rPr>
+        <w:lastRenderedPageBreak/>
         <w:t xml:space="preserve">Bináris fák </w:t>
       </w:r>
       <w:r>
@@ -1519,10 +2305,18 @@
         </w:numPr>
       </w:pPr>
       <w:r>
-        <w:t>A t bináris fa mérete: |t| vagy n(t)</w:t>
-      </w:r>
-      <w:r>
-        <w:t xml:space="preserve">  ((vagy simán n, ha egyértelműen tudjuk melyik fáról van szó))</w:t>
+        <w:t>A t bináris fa mérete: |t| vagy n(</w:t>
+      </w:r>
+      <w:proofErr w:type="gramStart"/>
+      <w:r>
+        <w:t>t)</w:t>
+      </w:r>
+      <w:r>
+        <w:t xml:space="preserve">  (</w:t>
+      </w:r>
+      <w:proofErr w:type="gramEnd"/>
+      <w:r>
+        <w:t>(vagy simán n, ha egyértelműen tudjuk melyik fáról van szó))</w:t>
       </w:r>
     </w:p>
     <w:p>
@@ -1560,9 +2354,14 @@
       </w:r>
       <w:proofErr w:type="spellEnd"/>
       <w:r>
-        <w:t xml:space="preserve"> szintű csúcsok gyerekeit az (i+1)-</w:t>
+        <w:t xml:space="preserve"> szintű csúcsok gyerekeit az (i+</w:t>
+      </w:r>
+      <w:proofErr w:type="gramStart"/>
+      <w:r>
+        <w:t>1)-</w:t>
       </w:r>
       <w:proofErr w:type="spellStart"/>
+      <w:proofErr w:type="gramEnd"/>
       <w:r>
         <w:t>edik</w:t>
       </w:r>
@@ -1595,7 +2394,15 @@
         <w:t>A t bináris fa magassága: h</w:t>
       </w:r>
       <w:r>
-        <w:t xml:space="preserve">(t)  ((vagy simán </w:t>
+        <w:t>(</w:t>
+      </w:r>
+      <w:proofErr w:type="gramStart"/>
+      <w:r>
+        <w:t>t)  (</w:t>
+      </w:r>
+      <w:proofErr w:type="gramEnd"/>
+      <w:r>
+        <w:t xml:space="preserve">(vagy simán </w:t>
       </w:r>
       <w:r>
         <w:t>h</w:t>
@@ -1625,7 +2432,6 @@
         </w:numPr>
       </w:pPr>
       <w:r>
-        <w:lastRenderedPageBreak/>
         <w:t>Magasság tetszőleg nemüres fára:</w:t>
       </w:r>
     </w:p>
@@ -1680,7 +2486,7 @@
           <w:u w:val="single"/>
         </w:rPr>
       </w:pPr>
-      <w:bookmarkStart w:id="2" w:name="_Toc229416265"/>
+      <w:bookmarkStart w:id="2" w:name="_Toc229477604"/>
       <w:r>
         <w:rPr>
           <w:rFonts w:ascii="Cascadia Code SemiBold" w:hAnsi="Cascadia Code SemiBold" w:cs="Cascadia Code SemiBold"/>
@@ -1837,6 +2643,7 @@
         <w:rPr>
           <w:noProof/>
         </w:rPr>
+        <w:lastRenderedPageBreak/>
         <w:drawing>
           <wp:inline distT="0" distB="0" distL="0" distR="0" wp14:anchorId="09D9282E" wp14:editId="6AE7267A">
             <wp:extent cx="2921150" cy="958899"/>
@@ -1882,7 +2689,7 @@
           <w:u w:val="single"/>
         </w:rPr>
       </w:pPr>
-      <w:bookmarkStart w:id="3" w:name="_Toc229416266"/>
+      <w:bookmarkStart w:id="3" w:name="_Toc229477605"/>
       <w:r>
         <w:rPr>
           <w:rFonts w:ascii="Cascadia Code SemiBold" w:hAnsi="Cascadia Code SemiBold" w:cs="Cascadia Code SemiBold"/>
@@ -1967,7 +2774,15 @@
         <w:t>ő</w:t>
       </w:r>
       <w:r>
-        <w:t>ször a fa gyökerét dolgozza fel, majd sorban bejárja a 0..r −1-edik részfákat</w:t>
+        <w:t xml:space="preserve">ször a fa gyökerét dolgozza fel, majd sorban bejárja a </w:t>
+      </w:r>
+      <w:proofErr w:type="gramStart"/>
+      <w:r>
+        <w:t>0..</w:t>
+      </w:r>
+      <w:proofErr w:type="gramEnd"/>
+      <w:r>
+        <w:t>r −1-edik részfákat</w:t>
       </w:r>
     </w:p>
     <w:p>
@@ -1997,7 +2812,15 @@
         <w:t>ő</w:t>
       </w:r>
       <w:r>
-        <w:t>bb sorban bejárja a 0..r − 1-edik részfákat, és a fa gyökerét csak a részfák után dolgozza fel</w:t>
+        <w:t xml:space="preserve">bb sorban bejárja a </w:t>
+      </w:r>
+      <w:proofErr w:type="gramStart"/>
+      <w:r>
+        <w:t>0..</w:t>
+      </w:r>
+      <w:proofErr w:type="gramEnd"/>
+      <w:r>
+        <w:t>r − 1-edik részfákat, és a fa gyökerét csak a részfák után dolgozza fel</w:t>
       </w:r>
     </w:p>
     <w:p>
@@ -2027,7 +2850,15 @@
         <w:t>ő</w:t>
       </w:r>
       <w:r>
-        <w:t>ször bejárja a nulladik részfát, ezután a fa gyökerét dolgozza fel, majd sorban bejárja az 1..r − 1-edik részfákat</w:t>
+        <w:t xml:space="preserve">ször bejárja a nulladik részfát, ezután a fa gyökerét dolgozza fel, majd sorban bejárja az </w:t>
+      </w:r>
+      <w:proofErr w:type="gramStart"/>
+      <w:r>
+        <w:t>1..</w:t>
+      </w:r>
+      <w:proofErr w:type="gramEnd"/>
+      <w:r>
+        <w:t>r − 1-edik részfákat</w:t>
       </w:r>
     </w:p>
     <w:p>
@@ -2044,7 +2875,6 @@
           <w:b/>
           <w:bCs/>
         </w:rPr>
-        <w:lastRenderedPageBreak/>
         <w:t>Szintenkénti</w:t>
       </w:r>
       <w:proofErr w:type="spellEnd"/>
@@ -2178,6 +3008,7 @@
         <w:jc w:val="center"/>
       </w:pPr>
       <w:r>
+        <w:lastRenderedPageBreak/>
         <w:drawing>
           <wp:inline distT="0" distB="0" distL="0" distR="0" wp14:anchorId="24319E75" wp14:editId="1E98B982">
             <wp:extent cx="5321573" cy="3467278"/>
@@ -2223,7 +3054,6 @@
         <w:rPr>
           <w:noProof/>
         </w:rPr>
-        <w:lastRenderedPageBreak/>
         <w:drawing>
           <wp:inline distT="0" distB="0" distL="0" distR="0" wp14:anchorId="6D8EFCC6" wp14:editId="218430A4">
             <wp:extent cx="5112013" cy="1682836"/>
@@ -2335,7 +3165,7 @@
           <w:u w:val="single"/>
         </w:rPr>
       </w:pPr>
-      <w:bookmarkStart w:id="4" w:name="_Toc229416267"/>
+      <w:bookmarkStart w:id="4" w:name="_Toc229477606"/>
       <w:r>
         <w:rPr>
           <w:rFonts w:ascii="Cascadia Code SemiBold" w:hAnsi="Cascadia Code SemiBold" w:cs="Cascadia Code SemiBold"/>
@@ -2379,6 +3209,7 @@
           <w:color w:val="153D63" w:themeColor="text2" w:themeTint="E6"/>
         </w:rPr>
       </w:pPr>
+      <w:proofErr w:type="gramStart"/>
       <w:r>
         <w:rPr>
           <w:color w:val="153D63" w:themeColor="text2" w:themeTint="E6"/>
@@ -2393,6 +3224,7 @@
         <w:t>balRészFa</w:t>
       </w:r>
       <w:proofErr w:type="spellEnd"/>
+      <w:proofErr w:type="gramEnd"/>
       <w:r>
         <w:rPr>
           <w:color w:val="153D63" w:themeColor="text2" w:themeTint="E6"/>
@@ -2400,6 +3232,7 @@
         <w:t xml:space="preserve"> Gyökér </w:t>
       </w:r>
       <w:proofErr w:type="spellStart"/>
+      <w:proofErr w:type="gramStart"/>
       <w:r>
         <w:rPr>
           <w:color w:val="153D63" w:themeColor="text2" w:themeTint="E6"/>
@@ -2413,6 +3246,7 @@
         </w:rPr>
         <w:t xml:space="preserve"> )</w:t>
       </w:r>
+      <w:proofErr w:type="gramEnd"/>
     </w:p>
     <w:p>
       <w:pPr>
@@ -2444,7 +3278,8 @@
         </w:numPr>
       </w:pPr>
       <w:r>
-        <w:t>A könnyebb olvas hatóság kedvéért a levélcsúcsok üres részfáihoz tartozó üres zárójelpárokat elhagyjuk</w:t>
+        <w:lastRenderedPageBreak/>
+        <w:t>A könnyebb olvashatóság kedvéért a levélcsúcsok üres részfáihoz tartozó üres zárójelpárokat elhagyjuk</w:t>
       </w:r>
     </w:p>
     <w:p>
@@ -2458,11 +3293,33 @@
       <w:r>
         <w:t xml:space="preserve">Pl. az 5 kulcsú, egy csúcsú bináris fa szöveges reprezentációja </w:t>
       </w:r>
+      <w:proofErr w:type="gramStart"/>
       <w:r>
         <w:rPr>
           <w:color w:val="153D63" w:themeColor="text2" w:themeTint="E6"/>
         </w:rPr>
-        <w:t xml:space="preserve">( () (5) () ) </w:t>
+        <w:t>( (</w:t>
+      </w:r>
+      <w:proofErr w:type="gramEnd"/>
+      <w:r>
+        <w:rPr>
+          <w:color w:val="153D63" w:themeColor="text2" w:themeTint="E6"/>
+        </w:rPr>
+        <w:t>) (5) (</w:t>
+      </w:r>
+      <w:proofErr w:type="gramStart"/>
+      <w:r>
+        <w:rPr>
+          <w:color w:val="153D63" w:themeColor="text2" w:themeTint="E6"/>
+        </w:rPr>
+        <w:t>) )</w:t>
+      </w:r>
+      <w:proofErr w:type="gramEnd"/>
+      <w:r>
+        <w:rPr>
+          <w:color w:val="153D63" w:themeColor="text2" w:themeTint="E6"/>
+        </w:rPr>
+        <w:t xml:space="preserve"> </w:t>
       </w:r>
       <w:r>
         <w:t>helyett egyszer</w:t>
@@ -2489,7 +3346,35 @@
         </w:numPr>
       </w:pPr>
       <w:r>
-        <w:t>Elegáns zárójeles alak: több féle zárójel</w:t>
+        <w:t xml:space="preserve">A zárójeleket elhagyva, a fa </w:t>
+      </w:r>
+      <w:proofErr w:type="spellStart"/>
+      <w:r>
+        <w:t>inorder</w:t>
+      </w:r>
+      <w:proofErr w:type="spellEnd"/>
+      <w:r>
+        <w:t xml:space="preserve"> bejárását kapjuk.</w:t>
+      </w:r>
+    </w:p>
+    <w:p>
+      <w:pPr>
+        <w:pStyle w:val="Listaszerbekezds"/>
+        <w:numPr>
+          <w:ilvl w:val="0"/>
+          <w:numId w:val="5"/>
+        </w:numPr>
+      </w:pPr>
+      <w:r>
+        <w:t xml:space="preserve">Elegáns zárójeles alak: </w:t>
+      </w:r>
+      <w:proofErr w:type="gramStart"/>
+      <w:r>
+        <w:t>több féle</w:t>
+      </w:r>
+      <w:proofErr w:type="gramEnd"/>
+      <w:r>
+        <w:t xml:space="preserve"> zárójel</w:t>
       </w:r>
       <w:r>
         <w:t xml:space="preserve"> (szinttől függően)</w:t>
@@ -2546,13 +3431,12 @@
           <w:u w:val="single"/>
         </w:rPr>
       </w:pPr>
-      <w:bookmarkStart w:id="5" w:name="_Toc229416268"/>
+      <w:bookmarkStart w:id="5" w:name="_Toc229477607"/>
       <w:r>
         <w:rPr>
           <w:rFonts w:ascii="Cascadia Code SemiBold" w:hAnsi="Cascadia Code SemiBold" w:cs="Cascadia Code SemiBold"/>
           <w:u w:val="single"/>
         </w:rPr>
-        <w:lastRenderedPageBreak/>
         <w:t>Bináris keresőfák</w:t>
       </w:r>
       <w:bookmarkEnd w:id="5"/>
@@ -2561,11 +3445,16 @@
       <w:pPr>
         <w:pStyle w:val="Cmsor3"/>
       </w:pPr>
+      <w:bookmarkStart w:id="6" w:name="_Toc229477608"/>
       <w:r>
         <w:t>Keresőfa</w:t>
       </w:r>
       <w:r>
-        <w:t xml:space="preserve">: </w:t>
+        <w:t>:</w:t>
+      </w:r>
+      <w:bookmarkEnd w:id="6"/>
+      <w:r>
+        <w:t xml:space="preserve"> </w:t>
       </w:r>
     </w:p>
     <w:p>
@@ -2600,8 +3489,13 @@
         <w:t>ő</w:t>
       </w:r>
       <w:r>
-        <w:t>leges csúcs x kulcsára x &lt; y</w:t>
-      </w:r>
+        <w:t xml:space="preserve">leges csúcs x kulcsára x </w:t>
+      </w:r>
+      <w:proofErr w:type="gramStart"/>
+      <w:r>
+        <w:t>&lt; y</w:t>
+      </w:r>
+      <w:proofErr w:type="gramEnd"/>
     </w:p>
     <w:p>
       <w:pPr>
@@ -2625,11 +3519,16 @@
       <w:pPr>
         <w:pStyle w:val="Cmsor3"/>
       </w:pPr>
+      <w:bookmarkStart w:id="7" w:name="_Toc229477609"/>
       <w:r>
         <w:t>Rendezőfa</w:t>
       </w:r>
       <w:r>
-        <w:t xml:space="preserve">: </w:t>
+        <w:t>:</w:t>
+      </w:r>
+      <w:bookmarkEnd w:id="7"/>
+      <w:r>
+        <w:t xml:space="preserve"> </w:t>
       </w:r>
     </w:p>
     <w:p>
@@ -2832,6 +3731,7 @@
         </w:numPr>
       </w:pPr>
       <w:r>
+        <w:lastRenderedPageBreak/>
         <w:t>A továbbiakban feltesszük, hogy a bináris keres</w:t>
       </w:r>
       <w:r>
@@ -2877,6 +3777,7 @@
       <w:pPr>
         <w:pStyle w:val="Cmsor3"/>
       </w:pPr>
+      <w:bookmarkStart w:id="8" w:name="_Toc229477610"/>
       <w:r>
         <w:t>A bináris keres</w:t>
       </w:r>
@@ -2892,6 +3793,7 @@
       <w:r>
         <w:t>veletei:</w:t>
       </w:r>
+      <w:bookmarkEnd w:id="8"/>
     </w:p>
     <w:p>
       <w:r>
@@ -2947,6 +3849,7 @@
         <w:t>(</w:t>
       </w:r>
       <w:proofErr w:type="spellStart"/>
+      <w:proofErr w:type="gramStart"/>
       <w:r>
         <w:rPr>
           <w:b/>
@@ -2955,15 +3858,28 @@
         <w:t>t,k</w:t>
       </w:r>
       <w:proofErr w:type="spellEnd"/>
+      <w:proofErr w:type="gramEnd"/>
       <w:r>
         <w:rPr>
           <w:b/>
           <w:bCs/>
         </w:rPr>
-        <w:t xml:space="preserve">) függvény </w:t>
-      </w:r>
-      <w:r>
-        <w:t xml:space="preserve">: ha k </w:t>
+        <w:t xml:space="preserve">) </w:t>
+      </w:r>
+      <w:proofErr w:type="gramStart"/>
+      <w:r>
+        <w:rPr>
+          <w:b/>
+          <w:bCs/>
+        </w:rPr>
+        <w:t xml:space="preserve">függvény </w:t>
+      </w:r>
+      <w:r>
+        <w:t>:</w:t>
+      </w:r>
+      <w:proofErr w:type="gramEnd"/>
+      <w:r>
+        <w:t xml:space="preserve"> ha k </w:t>
       </w:r>
       <w:r>
         <w:rPr>
@@ -3051,10 +3967,12 @@
         <w:t>(</w:t>
       </w:r>
       <w:proofErr w:type="spellStart"/>
+      <w:proofErr w:type="gramStart"/>
       <w:r>
         <w:t>t,k</w:t>
       </w:r>
       <w:proofErr w:type="spellEnd"/>
+      <w:proofErr w:type="gramEnd"/>
       <w:r>
         <w:t>) függvény a t fában, a bináris keres</w:t>
       </w:r>
@@ -3122,6 +4040,7 @@
         <w:t xml:space="preserve">- </w:t>
       </w:r>
       <w:proofErr w:type="spellStart"/>
+      <w:proofErr w:type="gramStart"/>
       <w:r>
         <w:rPr>
           <w:b/>
@@ -3135,10 +4054,35 @@
           <w:b/>
           <w:bCs/>
         </w:rPr>
-        <w:t>(t, k) :</w:t>
-      </w:r>
-      <w:r>
-        <w:t xml:space="preserve"> a H(t) := H(t) </w:t>
+        <w:t>(</w:t>
+      </w:r>
+      <w:proofErr w:type="gramEnd"/>
+      <w:r>
+        <w:rPr>
+          <w:b/>
+          <w:bCs/>
+        </w:rPr>
+        <w:t>t, k</w:t>
+      </w:r>
+      <w:proofErr w:type="gramStart"/>
+      <w:r>
+        <w:rPr>
+          <w:b/>
+          <w:bCs/>
+        </w:rPr>
+        <w:t>) :</w:t>
+      </w:r>
+      <w:proofErr w:type="gramEnd"/>
+      <w:r>
+        <w:t xml:space="preserve"> a H(t</w:t>
+      </w:r>
+      <w:proofErr w:type="gramStart"/>
+      <w:r>
+        <w:t>) :</w:t>
+      </w:r>
+      <w:proofErr w:type="gramEnd"/>
+      <w:r>
+        <w:t xml:space="preserve">= H(t) </w:t>
       </w:r>
       <w:r>
         <w:rPr>
@@ -3188,7 +4132,6 @@
     </w:p>
     <w:p>
       <w:r>
-        <w:lastRenderedPageBreak/>
         <w:t>A</w:t>
       </w:r>
       <w:r>
@@ -3206,10 +4149,12 @@
         <w:t>(</w:t>
       </w:r>
       <w:proofErr w:type="spellStart"/>
+      <w:proofErr w:type="gramStart"/>
       <w:r>
         <w:t>t,k</w:t>
       </w:r>
       <w:proofErr w:type="spellEnd"/>
+      <w:proofErr w:type="gramEnd"/>
       <w:r>
         <w:t>) eljárás is megkeresi a t fában a k kulcs helyét. Ha ott egy üres részfát talál, akkor az üres részfa helyére tesz egy új levélcsúcsot, k kulccsal</w:t>
       </w:r>
@@ -3262,7 +4207,15 @@
           <w:b/>
           <w:bCs/>
         </w:rPr>
-        <w:t>- min(t) f</w:t>
+        <w:t xml:space="preserve">- min(t) </w:t>
+      </w:r>
+      <w:proofErr w:type="gramStart"/>
+      <w:r>
+        <w:rPr>
+          <w:b/>
+          <w:bCs/>
+        </w:rPr>
+        <w:t>f</w:t>
       </w:r>
       <w:r>
         <w:rPr>
@@ -3294,6 +4247,7 @@
         </w:rPr>
         <w:t>ny :</w:t>
       </w:r>
+      <w:proofErr w:type="gramEnd"/>
       <w:r>
         <w:t xml:space="preserve"> a t </w:t>
       </w:r>
@@ -3494,6 +4448,7 @@
         <w:t>(</w:t>
       </w:r>
       <w:proofErr w:type="spellStart"/>
+      <w:proofErr w:type="gramStart"/>
       <w:r>
         <w:rPr>
           <w:b/>
@@ -3510,7 +4465,11 @@
         <w:t>)</w:t>
       </w:r>
       <w:r>
-        <w:t xml:space="preserve"> : a t </w:t>
+        <w:t xml:space="preserve"> :</w:t>
+      </w:r>
+      <w:proofErr w:type="gramEnd"/>
+      <w:r>
+        <w:t xml:space="preserve"> a t </w:t>
       </w:r>
       <w:r>
         <w:rPr>
@@ -3649,10 +4608,12 @@
         <w:t>(</w:t>
       </w:r>
       <w:proofErr w:type="spellStart"/>
+      <w:proofErr w:type="gramStart"/>
       <w:r>
         <w:t>t,minp</w:t>
       </w:r>
       <w:proofErr w:type="spellEnd"/>
+      <w:proofErr w:type="gramEnd"/>
       <w:r>
         <w:t xml:space="preserve">) eljárás </w:t>
       </w:r>
@@ -3688,6 +4649,7 @@
         <w:jc w:val="center"/>
       </w:pPr>
       <w:r>
+        <w:lastRenderedPageBreak/>
         <w:drawing>
           <wp:inline distT="0" distB="0" distL="0" distR="0" wp14:anchorId="4F78A9E0" wp14:editId="6319DE26">
             <wp:extent cx="2502029" cy="1200212"/>
@@ -3734,6 +4696,7 @@
         <w:t xml:space="preserve">- </w:t>
       </w:r>
       <w:proofErr w:type="spellStart"/>
+      <w:proofErr w:type="gramStart"/>
       <w:r>
         <w:rPr>
           <w:b/>
@@ -3747,10 +4710,38 @@
           <w:b/>
           <w:bCs/>
         </w:rPr>
-        <w:t>(t, k)</w:t>
-      </w:r>
-      <w:r>
-        <w:t xml:space="preserve"> : a H(t) := H(t) \ {k} absztrakt m</w:t>
+        <w:t>(</w:t>
+      </w:r>
+      <w:proofErr w:type="gramEnd"/>
+      <w:r>
+        <w:rPr>
+          <w:b/>
+          <w:bCs/>
+        </w:rPr>
+        <w:t>t, k</w:t>
+      </w:r>
+      <w:proofErr w:type="gramStart"/>
+      <w:r>
+        <w:rPr>
+          <w:b/>
+          <w:bCs/>
+        </w:rPr>
+        <w:t>)</w:t>
+      </w:r>
+      <w:r>
+        <w:t xml:space="preserve"> :</w:t>
+      </w:r>
+      <w:proofErr w:type="gramEnd"/>
+      <w:r>
+        <w:t xml:space="preserve"> a H(t</w:t>
+      </w:r>
+      <w:proofErr w:type="gramStart"/>
+      <w:r>
+        <w:t>) :</w:t>
+      </w:r>
+      <w:proofErr w:type="gramEnd"/>
+      <w:r>
+        <w:t>= H(t) \ {k} absztrakt m</w:t>
       </w:r>
       <w:r>
         <w:t>ű</w:t>
@@ -3772,10 +4763,12 @@
         <w:t>(</w:t>
       </w:r>
       <w:proofErr w:type="spellStart"/>
+      <w:proofErr w:type="gramStart"/>
       <w:r>
         <w:t>t,k</w:t>
       </w:r>
       <w:proofErr w:type="spellEnd"/>
+      <w:proofErr w:type="gramEnd"/>
       <w:r>
         <w:t xml:space="preserve">) eljárás szintén megkeresi a t fában a k kulcs helyét. Ha meg találta a k kulcsot tartalmazó csúcsot, még két eset lehet. </w:t>
       </w:r>
@@ -3812,10 +4805,12 @@
         <w:t>(</w:t>
       </w:r>
       <w:proofErr w:type="spellStart"/>
+      <w:proofErr w:type="gramStart"/>
       <w:r>
         <w:t>t,minp</w:t>
       </w:r>
       <w:proofErr w:type="spellEnd"/>
+      <w:proofErr w:type="gramEnd"/>
       <w:r>
         <w:t>) eljárás segítségével kiveszi a jobb oldali részfából a minimális kulcsú csúcsot, és a k kulcsú csúcs helyére teszi, hiszen ez a kulcs a bal oldali részfa kulcsainál nagyobb, a jobb oldali részfa maradék kulcsainál pedig kisebb</w:t>
       </w:r>
@@ -3825,7 +4820,6 @@
         <w:jc w:val="center"/>
       </w:pPr>
       <w:r>
-        <w:lastRenderedPageBreak/>
         <w:drawing>
           <wp:inline distT="0" distB="0" distL="0" distR="0" wp14:anchorId="1D7764DC" wp14:editId="08650E63">
             <wp:extent cx="4330923" cy="3245017"/>
@@ -3867,14 +4861,14 @@
       <w:pPr>
         <w:pStyle w:val="Cmsor1"/>
       </w:pPr>
-      <w:bookmarkStart w:id="6" w:name="_Toc229416269"/>
+      <w:bookmarkStart w:id="9" w:name="_Toc229477611"/>
       <w:r>
         <w:rPr>
           <w:rFonts w:ascii="Cascadia Code SemiBold" w:hAnsi="Cascadia Code SemiBold" w:cs="Cascadia Code SemiBold"/>
         </w:rPr>
         <w:t>Kupac</w:t>
       </w:r>
-      <w:bookmarkEnd w:id="6"/>
+      <w:bookmarkEnd w:id="9"/>
     </w:p>
     <w:p>
       <w:r>
@@ -3911,6 +4905,80 @@
       </w:r>
       <w:r>
         <w:t>, mint a gyerekeié, minimum-kupacról beszélünk. Ebben a félévben kupac alatt maximum-kupacot értünk.</w:t>
+      </w:r>
+    </w:p>
+    <w:p>
+      <w:r>
+        <w:lastRenderedPageBreak/>
+        <w:t>A </w:t>
+      </w:r>
+      <w:r>
+        <w:rPr>
+          <w:b/>
+          <w:bCs/>
+        </w:rPr>
+        <w:t>maximum kupac </w:t>
+      </w:r>
+      <w:r>
+        <w:t>egy majdnem teljes, balra tömörített bináris fa, melynek minden belső csúcsára teljesül, hogy a belső csúcs kulcsa nagyobb vagy egyenlő a gyerekei kulcsánál. Így kupac gyökerében mindig az egyik legnagyobb elem található.</w:t>
+      </w:r>
+    </w:p>
+    <w:p>
+      <w:pPr>
+        <w:jc w:val="center"/>
+      </w:pPr>
+      <w:r>
+        <w:rPr>
+          <w:noProof/>
+        </w:rPr>
+        <w:drawing>
+          <wp:inline distT="0" distB="0" distL="0" distR="0" wp14:anchorId="1163891B" wp14:editId="51D7BA91">
+            <wp:extent cx="3242728" cy="2236958"/>
+            <wp:effectExtent l="0" t="0" r="0" b="0"/>
+            <wp:docPr id="1720111987" name="Kép 1"/>
+            <wp:cNvGraphicFramePr>
+              <a:graphicFrameLocks xmlns:a="http://schemas.openxmlformats.org/drawingml/2006/main" noChangeAspect="1"/>
+            </wp:cNvGraphicFramePr>
+            <a:graphic xmlns:a="http://schemas.openxmlformats.org/drawingml/2006/main">
+              <a:graphicData uri="http://schemas.openxmlformats.org/drawingml/2006/picture">
+                <pic:pic xmlns:pic="http://schemas.openxmlformats.org/drawingml/2006/picture">
+                  <pic:nvPicPr>
+                    <pic:cNvPr id="0" name="Picture 1"/>
+                    <pic:cNvPicPr>
+                      <a:picLocks noChangeAspect="1" noChangeArrowheads="1"/>
+                    </pic:cNvPicPr>
+                  </pic:nvPicPr>
+                  <pic:blipFill>
+                    <a:blip r:embed="rId25">
+                      <a:extLst>
+                        <a:ext uri="{28A0092B-C50C-407E-A947-70E740481C1C}">
+                          <a14:useLocalDpi xmlns:a14="http://schemas.microsoft.com/office/drawing/2010/main" val="0"/>
+                        </a:ext>
+                      </a:extLst>
+                    </a:blip>
+                    <a:srcRect/>
+                    <a:stretch>
+                      <a:fillRect/>
+                    </a:stretch>
+                  </pic:blipFill>
+                  <pic:spPr bwMode="auto">
+                    <a:xfrm>
+                      <a:off x="0" y="0"/>
+                      <a:ext cx="3258908" cy="2248119"/>
+                    </a:xfrm>
+                    <a:prstGeom prst="rect">
+                      <a:avLst/>
+                    </a:prstGeom>
+                    <a:noFill/>
+                    <a:ln>
+                      <a:noFill/>
+                    </a:ln>
+                  </pic:spPr>
+                </pic:pic>
+              </a:graphicData>
+            </a:graphic>
+          </wp:inline>
+        </w:drawing>
       </w:r>
     </w:p>
     <w:p>
@@ -3921,31 +4989,1043 @@
           <w:u w:val="single"/>
         </w:rPr>
       </w:pPr>
-      <w:bookmarkStart w:id="7" w:name="_Toc229416270"/>
+      <w:bookmarkStart w:id="10" w:name="_Toc229477612"/>
       <w:r>
         <w:rPr>
           <w:rFonts w:ascii="Cascadia Code SemiBold" w:hAnsi="Cascadia Code SemiBold" w:cs="Cascadia Code SemiBold"/>
           <w:u w:val="single"/>
         </w:rPr>
-        <w:t>Kupacrendezés (</w:t>
+        <w:t>Kupac ábrázolása</w:t>
+      </w:r>
+      <w:bookmarkEnd w:id="10"/>
+    </w:p>
+    <w:p>
+      <w:r>
+        <w:t>A teljes bináris fákat, speciálisan a kupacokat, szokás szintfolytonosan egy tömbben ábrázolni, ami legyen az egyszer</w:t>
+      </w:r>
+      <w:r>
+        <w:t>ű</w:t>
+      </w:r>
+      <w:r>
+        <w:t xml:space="preserve">ség kedvéért az </w:t>
+      </w:r>
+      <w:proofErr w:type="gramStart"/>
+      <w:r>
+        <w:rPr>
+          <w:rFonts w:ascii="Times New Roman" w:hAnsi="Times New Roman" w:cs="Times New Roman"/>
+          <w:i/>
+          <w:iCs/>
+        </w:rPr>
+        <w:t>A :</w:t>
+      </w:r>
+      <w:proofErr w:type="gramEnd"/>
+      <w:r>
+        <w:rPr>
+          <w:rFonts w:ascii="Times New Roman" w:hAnsi="Times New Roman" w:cs="Times New Roman"/>
+          <w:i/>
+          <w:iCs/>
+        </w:rPr>
+        <w:t xml:space="preserve"> T[m]</w:t>
+      </w:r>
+      <w:r>
+        <w:t xml:space="preserve"> tömb</w:t>
+      </w:r>
+    </w:p>
+    <w:p>
+      <w:pPr>
+        <w:pStyle w:val="Listaszerbekezds"/>
+        <w:numPr>
+          <w:ilvl w:val="0"/>
+          <w:numId w:val="5"/>
+        </w:numPr>
+      </w:pPr>
+      <w:r>
+        <w:t>Ha a fának n csúcsa van, akkor az n&lt;=m felételnek teljesülnie kell</w:t>
+      </w:r>
+    </w:p>
+    <w:p>
+      <w:pPr>
+        <w:pStyle w:val="Listaszerbekezds"/>
+        <w:numPr>
+          <w:ilvl w:val="0"/>
+          <w:numId w:val="5"/>
+        </w:numPr>
+      </w:pPr>
+      <w:r>
+        <w:t>A</w:t>
+      </w:r>
+      <w:r>
+        <w:t xml:space="preserve"> csúcsokat szintfolytonosan a tömb els</w:t>
+      </w:r>
+      <w:r>
+        <w:t>ő</w:t>
+      </w:r>
+      <w:r>
+        <w:t xml:space="preserve"> n elemében, az </w:t>
+      </w:r>
+      <w:r>
+        <w:rPr>
+          <w:rFonts w:ascii="Times New Roman" w:hAnsi="Times New Roman" w:cs="Times New Roman"/>
+          <w:i/>
+          <w:iCs/>
+        </w:rPr>
+        <w:t>A[</w:t>
+      </w:r>
+      <w:proofErr w:type="gramStart"/>
+      <w:r>
+        <w:rPr>
+          <w:rFonts w:ascii="Times New Roman" w:hAnsi="Times New Roman" w:cs="Times New Roman"/>
+          <w:i/>
+          <w:iCs/>
+        </w:rPr>
+        <w:t>0..</w:t>
+      </w:r>
+      <w:proofErr w:type="gramEnd"/>
+      <w:r>
+        <w:rPr>
+          <w:rFonts w:ascii="Times New Roman" w:hAnsi="Times New Roman" w:cs="Times New Roman"/>
+          <w:i/>
+          <w:iCs/>
+        </w:rPr>
+        <w:t>n)</w:t>
+      </w:r>
+      <w:r>
+        <w:t xml:space="preserve"> résztöm</w:t>
+      </w:r>
+      <w:r>
+        <w:t>b</w:t>
+      </w:r>
+      <w:r>
+        <w:t>ben tároljuk</w:t>
+      </w:r>
+    </w:p>
+    <w:p>
+      <w:pPr>
+        <w:pStyle w:val="Listaszerbekezds"/>
+        <w:numPr>
+          <w:ilvl w:val="0"/>
+          <w:numId w:val="5"/>
+        </w:numPr>
+      </w:pPr>
+      <w:proofErr w:type="gramStart"/>
+      <w:r>
+        <w:rPr>
+          <w:rFonts w:ascii="Times New Roman" w:hAnsi="Times New Roman" w:cs="Times New Roman"/>
+          <w:i/>
+          <w:iCs/>
+        </w:rPr>
+        <w:t>A[</w:t>
+      </w:r>
+      <w:proofErr w:type="gramEnd"/>
+      <w:r>
+        <w:rPr>
+          <w:rFonts w:ascii="Times New Roman" w:hAnsi="Times New Roman" w:cs="Times New Roman"/>
+          <w:i/>
+          <w:iCs/>
+        </w:rPr>
+        <w:t>0]</w:t>
+      </w:r>
+      <w:r>
+        <w:t xml:space="preserve"> a fa gyökércsúcsa, feltéve, hogy n &gt; 0 (n = 0 az üres fa esete)</w:t>
+      </w:r>
+    </w:p>
+    <w:p>
+      <w:pPr>
+        <w:pStyle w:val="Listaszerbekezds"/>
+        <w:numPr>
+          <w:ilvl w:val="0"/>
+          <w:numId w:val="5"/>
+        </w:numPr>
+      </w:pPr>
+      <w:r>
+        <w:t xml:space="preserve">Az </w:t>
+      </w:r>
+      <w:r>
+        <w:rPr>
+          <w:rFonts w:ascii="Times New Roman" w:hAnsi="Times New Roman" w:cs="Times New Roman"/>
+          <w:i/>
+          <w:iCs/>
+        </w:rPr>
+        <w:t>A[i]</w:t>
+      </w:r>
+      <w:r>
+        <w:t xml:space="preserve"> csúcs gyerekei </w:t>
+      </w:r>
+      <w:r>
+        <w:rPr>
+          <w:rFonts w:ascii="Times New Roman" w:hAnsi="Times New Roman" w:cs="Times New Roman"/>
+          <w:i/>
+          <w:iCs/>
+        </w:rPr>
+        <w:t>A[</w:t>
       </w:r>
       <w:proofErr w:type="spellStart"/>
       <w:r>
+        <w:rPr>
+          <w:rFonts w:ascii="Times New Roman" w:hAnsi="Times New Roman" w:cs="Times New Roman"/>
+          <w:i/>
+          <w:iCs/>
+        </w:rPr>
+        <w:t>left</w:t>
+      </w:r>
+      <w:proofErr w:type="spellEnd"/>
+      <w:r>
+        <w:rPr>
+          <w:rFonts w:ascii="Times New Roman" w:hAnsi="Times New Roman" w:cs="Times New Roman"/>
+          <w:i/>
+          <w:iCs/>
+        </w:rPr>
+        <w:t>(i)]</w:t>
+      </w:r>
+      <w:r>
+        <w:t xml:space="preserve"> és </w:t>
+      </w:r>
+      <w:r>
+        <w:rPr>
+          <w:rFonts w:ascii="Times New Roman" w:hAnsi="Times New Roman" w:cs="Times New Roman"/>
+          <w:i/>
+          <w:iCs/>
+        </w:rPr>
+        <w:t>A[</w:t>
+      </w:r>
+      <w:proofErr w:type="spellStart"/>
+      <w:r>
+        <w:rPr>
+          <w:rFonts w:ascii="Times New Roman" w:hAnsi="Times New Roman" w:cs="Times New Roman"/>
+          <w:i/>
+          <w:iCs/>
+        </w:rPr>
+        <w:t>right</w:t>
+      </w:r>
+      <w:proofErr w:type="spellEnd"/>
+      <w:r>
+        <w:rPr>
+          <w:rFonts w:ascii="Times New Roman" w:hAnsi="Times New Roman" w:cs="Times New Roman"/>
+          <w:i/>
+          <w:iCs/>
+        </w:rPr>
+        <w:t>(i)]</w:t>
+      </w:r>
+      <w:r>
+        <w:t xml:space="preserve"> </w:t>
+      </w:r>
+      <w:r>
+        <w:t>(</w:t>
+      </w:r>
+      <w:r>
+        <w:t xml:space="preserve">feltéve, hogy </w:t>
+      </w:r>
+      <w:proofErr w:type="spellStart"/>
+      <w:r>
+        <w:rPr>
+          <w:rFonts w:ascii="Times New Roman" w:hAnsi="Times New Roman" w:cs="Times New Roman"/>
+          <w:i/>
+          <w:iCs/>
+        </w:rPr>
+        <w:t>left</w:t>
+      </w:r>
+      <w:proofErr w:type="spellEnd"/>
+      <w:r>
+        <w:rPr>
+          <w:rFonts w:ascii="Times New Roman" w:hAnsi="Times New Roman" w:cs="Times New Roman"/>
+          <w:i/>
+          <w:iCs/>
+        </w:rPr>
+        <w:t>(i)&lt;n</w:t>
+      </w:r>
+      <w:r>
+        <w:t xml:space="preserve">, </w:t>
+      </w:r>
+      <w:proofErr w:type="spellStart"/>
+      <w:r>
+        <w:rPr>
+          <w:rFonts w:ascii="Times New Roman" w:hAnsi="Times New Roman" w:cs="Times New Roman"/>
+          <w:i/>
+          <w:iCs/>
+        </w:rPr>
+        <w:t>right</w:t>
+      </w:r>
+      <w:proofErr w:type="spellEnd"/>
+      <w:r>
+        <w:rPr>
+          <w:rFonts w:ascii="Times New Roman" w:hAnsi="Times New Roman" w:cs="Times New Roman"/>
+          <w:i/>
+          <w:iCs/>
+        </w:rPr>
+        <w:t>(i)&lt;n</w:t>
+      </w:r>
+      <w:r>
+        <w:t>)</w:t>
+      </w:r>
+    </w:p>
+    <w:p>
+      <w:r>
+        <w:t>A tömbben a szülő-gyerek és a gyerek-szülő kapcsolatokat az alábbi képletek adják:</w:t>
+      </w:r>
+    </w:p>
+    <w:p>
+      <w:pPr>
+        <w:numPr>
+          <w:ilvl w:val="0"/>
+          <w:numId w:val="10"/>
+        </w:numPr>
+      </w:pPr>
+      <w:r>
+        <w:t>csúcs indexe: </w:t>
+      </w:r>
+      <w:r>
+        <w:rPr>
+          <w:rFonts w:ascii="Times New Roman" w:hAnsi="Times New Roman" w:cs="Times New Roman"/>
+          <w:i/>
+          <w:iCs/>
+        </w:rPr>
+        <w:t>i</w:t>
+      </w:r>
+    </w:p>
+    <w:p>
+      <w:pPr>
+        <w:numPr>
+          <w:ilvl w:val="0"/>
+          <w:numId w:val="10"/>
+        </w:numPr>
+      </w:pPr>
+      <w:r>
+        <w:t>csúcs bal gyereke</w:t>
+      </w:r>
+      <w:r>
+        <w:t xml:space="preserve"> (</w:t>
+      </w:r>
+      <w:proofErr w:type="spellStart"/>
+      <w:r>
+        <w:t>left</w:t>
+      </w:r>
+      <w:proofErr w:type="spellEnd"/>
+      <w:r>
+        <w:t>(i))</w:t>
+      </w:r>
+      <w:r>
+        <w:t>: </w:t>
+      </w:r>
+      <w:r>
+        <w:rPr>
+          <w:rFonts w:ascii="Times New Roman" w:hAnsi="Times New Roman" w:cs="Times New Roman"/>
+          <w:i/>
+          <w:iCs/>
+        </w:rPr>
+        <w:t>2*i+1</w:t>
+      </w:r>
+    </w:p>
+    <w:p>
+      <w:pPr>
+        <w:numPr>
+          <w:ilvl w:val="0"/>
+          <w:numId w:val="10"/>
+        </w:numPr>
+      </w:pPr>
+      <w:r>
+        <w:t>csúcs jobb gyereke</w:t>
+      </w:r>
+      <w:r>
+        <w:t xml:space="preserve"> (</w:t>
+      </w:r>
+      <w:proofErr w:type="spellStart"/>
+      <w:r>
+        <w:t>right</w:t>
+      </w:r>
+      <w:proofErr w:type="spellEnd"/>
+      <w:r>
+        <w:t>(i</w:t>
+      </w:r>
+      <w:r>
+        <w:rPr>
+          <w:rFonts w:asciiTheme="majorHAnsi" w:hAnsiTheme="majorHAnsi" w:cs="Times New Roman"/>
+        </w:rPr>
+        <w:t>))</w:t>
+      </w:r>
+      <w:r>
+        <w:rPr>
+          <w:rFonts w:asciiTheme="majorHAnsi" w:hAnsiTheme="majorHAnsi" w:cs="Times New Roman"/>
+        </w:rPr>
+        <w:t>:</w:t>
+      </w:r>
+      <w:r>
+        <w:rPr>
+          <w:rFonts w:ascii="Times New Roman" w:hAnsi="Times New Roman" w:cs="Times New Roman"/>
+          <w:i/>
+          <w:iCs/>
+        </w:rPr>
+        <w:t> </w:t>
+      </w:r>
+      <w:proofErr w:type="spellStart"/>
+      <w:r>
+        <w:rPr>
+          <w:rFonts w:ascii="Times New Roman" w:hAnsi="Times New Roman" w:cs="Times New Roman"/>
+          <w:i/>
+          <w:iCs/>
+        </w:rPr>
+        <w:t>left</w:t>
+      </w:r>
+      <w:proofErr w:type="spellEnd"/>
+      <w:r>
+        <w:rPr>
+          <w:rFonts w:ascii="Times New Roman" w:hAnsi="Times New Roman" w:cs="Times New Roman"/>
+          <w:i/>
+          <w:iCs/>
+        </w:rPr>
+        <w:t>(i)+1 =</w:t>
+      </w:r>
+      <w:r>
+        <w:rPr>
+          <w:i/>
+          <w:iCs/>
+        </w:rPr>
+        <w:t xml:space="preserve"> </w:t>
+      </w:r>
+      <w:r>
+        <w:rPr>
+          <w:rFonts w:ascii="Times New Roman" w:hAnsi="Times New Roman" w:cs="Times New Roman"/>
+          <w:i/>
+          <w:iCs/>
+        </w:rPr>
+        <w:t>2*1+2</w:t>
+      </w:r>
+    </w:p>
+    <w:p>
+      <w:pPr>
+        <w:numPr>
+          <w:ilvl w:val="0"/>
+          <w:numId w:val="10"/>
+        </w:numPr>
+      </w:pPr>
+      <w:r>
+        <w:t>csúcs szülője</w:t>
+      </w:r>
+      <w:r>
+        <w:t xml:space="preserve"> (</w:t>
+      </w:r>
+      <w:proofErr w:type="spellStart"/>
+      <w:r>
+        <w:t>parent</w:t>
+      </w:r>
+      <w:proofErr w:type="spellEnd"/>
+      <w:r>
+        <w:t>(i))</w:t>
+      </w:r>
+      <w:r>
+        <w:t>: </w:t>
+      </w:r>
+      <w:r>
+        <w:rPr>
+          <w:rFonts w:ascii="Times New Roman" w:hAnsi="Times New Roman" w:cs="Times New Roman"/>
+        </w:rPr>
+        <w:t>Alsóegészrész (</w:t>
+      </w:r>
+      <w:r>
+        <w:rPr>
+          <w:rFonts w:ascii="Times New Roman" w:hAnsi="Times New Roman" w:cs="Times New Roman"/>
+          <w:i/>
+          <w:iCs/>
+        </w:rPr>
+        <w:t>i-</w:t>
+      </w:r>
+      <w:proofErr w:type="gramStart"/>
+      <w:r>
+        <w:rPr>
+          <w:rFonts w:ascii="Times New Roman" w:hAnsi="Times New Roman" w:cs="Times New Roman"/>
+          <w:i/>
+          <w:iCs/>
+        </w:rPr>
+        <w:t>1)/</w:t>
+      </w:r>
+      <w:proofErr w:type="gramEnd"/>
+      <w:r>
+        <w:rPr>
+          <w:rFonts w:ascii="Times New Roman" w:hAnsi="Times New Roman" w:cs="Times New Roman"/>
+          <w:i/>
+          <w:iCs/>
+        </w:rPr>
+        <w:t>2</w:t>
+      </w:r>
+      <w:r>
+        <w:rPr>
+          <w:i/>
+          <w:iCs/>
+        </w:rPr>
+        <w:t xml:space="preserve"> </w:t>
+      </w:r>
+    </w:p>
+    <w:p>
+      <w:pPr>
+        <w:numPr>
+          <w:ilvl w:val="0"/>
+          <w:numId w:val="10"/>
+        </w:numPr>
+      </w:pPr>
+      <w:r>
+        <w:t>h</w:t>
+      </w:r>
+      <w:r>
+        <w:t>á</w:t>
+      </w:r>
+      <w:r>
+        <w:t>nyadik szinten van a csúcs: </w:t>
+      </w:r>
+      <w:r>
+        <w:rPr>
+          <w:rFonts w:ascii="Times New Roman" w:hAnsi="Times New Roman" w:cs="Times New Roman"/>
+        </w:rPr>
+        <w:t>Alsóegészrész</w:t>
+      </w:r>
+      <w:r>
+        <w:t xml:space="preserve"> </w:t>
+      </w:r>
+      <w:r>
+        <w:rPr>
+          <w:rFonts w:ascii="Times New Roman" w:hAnsi="Times New Roman" w:cs="Times New Roman"/>
+          <w:i/>
+          <w:iCs/>
+        </w:rPr>
+        <w:t>log</w:t>
+      </w:r>
+      <w:r>
+        <w:rPr>
+          <w:rFonts w:ascii="Times New Roman" w:hAnsi="Times New Roman" w:cs="Times New Roman"/>
+          <w:i/>
+          <w:iCs/>
+          <w:vertAlign w:val="subscript"/>
+        </w:rPr>
+        <w:t>2</w:t>
+      </w:r>
+      <w:r>
+        <w:rPr>
+          <w:rFonts w:ascii="Times New Roman" w:hAnsi="Times New Roman" w:cs="Times New Roman"/>
+          <w:i/>
+          <w:iCs/>
+        </w:rPr>
+        <w:t>(i+1)</w:t>
+      </w:r>
+    </w:p>
+    <w:p>
+      <w:pPr>
+        <w:pStyle w:val="Cmsor2"/>
         <w:rPr>
           <w:rFonts w:ascii="Cascadia Code SemiBold" w:hAnsi="Cascadia Code SemiBold" w:cs="Cascadia Code SemiBold"/>
           <w:u w:val="single"/>
         </w:rPr>
-        <w:t>heap</w:t>
-      </w:r>
-      <w:proofErr w:type="spellEnd"/>
+      </w:pPr>
+      <w:bookmarkStart w:id="11" w:name="_Toc229477613"/>
       <w:r>
         <w:rPr>
           <w:rFonts w:ascii="Cascadia Code SemiBold" w:hAnsi="Cascadia Code SemiBold" w:cs="Cascadia Code SemiBold"/>
           <w:u w:val="single"/>
         </w:rPr>
+        <w:t>Elsőbbségi (prioritásos sorok)</w:t>
+      </w:r>
+      <w:bookmarkEnd w:id="11"/>
+    </w:p>
+    <w:p>
+      <w:r>
+        <w:t>Az els</w:t>
+      </w:r>
+      <w:r>
+        <w:t>ő</w:t>
+      </w:r>
+      <w:r>
+        <w:t>bbségi sor (</w:t>
+      </w:r>
+      <w:proofErr w:type="spellStart"/>
+      <w:r>
+        <w:t>priority</w:t>
+      </w:r>
+      <w:proofErr w:type="spellEnd"/>
+      <w:r>
+        <w:t xml:space="preserve"> </w:t>
+      </w:r>
+      <w:proofErr w:type="spellStart"/>
+      <w:r>
+        <w:t>queue</w:t>
+      </w:r>
+      <w:proofErr w:type="spellEnd"/>
+      <w:r>
+        <w:t>) egy zsák (multihalmaz), amelybe be tudunk tenni újabb elemeket, és ki tudjuk választani, illetve kivenni az egyik maximális elemét.</w:t>
+      </w:r>
+    </w:p>
+    <w:p>
+      <w:r>
+        <w:t xml:space="preserve">Az alábbiakban a prioritásos sor típust a </w:t>
+      </w:r>
+      <w:proofErr w:type="spellStart"/>
+      <w:r>
+        <w:t>PrQueue</w:t>
+      </w:r>
+      <w:proofErr w:type="spellEnd"/>
+      <w:r>
+        <w:t xml:space="preserve"> osztály segítségével írjuk le. Az els</w:t>
+      </w:r>
+      <w:r>
+        <w:t>ő</w:t>
+      </w:r>
+      <w:r>
+        <w:t>bbségi sor aktuális elemeit az A[</w:t>
+      </w:r>
+      <w:proofErr w:type="gramStart"/>
+      <w:r>
+        <w:t>1..</w:t>
+      </w:r>
+      <w:proofErr w:type="gramEnd"/>
+      <w:r>
+        <w:t>n] résztömb tartalmazza, ami egy kupac.</w:t>
+      </w:r>
+    </w:p>
+    <w:p>
+      <w:pPr>
+        <w:jc w:val="center"/>
+      </w:pPr>
+      <w:r>
+        <w:lastRenderedPageBreak/>
+        <w:drawing>
+          <wp:inline distT="0" distB="0" distL="0" distR="0" wp14:anchorId="1CC50775" wp14:editId="4DBBC70E">
+            <wp:extent cx="4445228" cy="1809843"/>
+            <wp:effectExtent l="0" t="0" r="0" b="0"/>
+            <wp:docPr id="1672206816" name="Kép 1"/>
+            <wp:cNvGraphicFramePr>
+              <a:graphicFrameLocks xmlns:a="http://schemas.openxmlformats.org/drawingml/2006/main" noChangeAspect="1"/>
+            </wp:cNvGraphicFramePr>
+            <a:graphic xmlns:a="http://schemas.openxmlformats.org/drawingml/2006/main">
+              <a:graphicData uri="http://schemas.openxmlformats.org/drawingml/2006/picture">
+                <pic:pic xmlns:pic="http://schemas.openxmlformats.org/drawingml/2006/picture">
+                  <pic:nvPicPr>
+                    <pic:cNvPr id="1672206816" name=""/>
+                    <pic:cNvPicPr/>
+                  </pic:nvPicPr>
+                  <pic:blipFill>
+                    <a:blip r:embed="rId26"/>
+                    <a:stretch>
+                      <a:fillRect/>
+                    </a:stretch>
+                  </pic:blipFill>
+                  <pic:spPr>
+                    <a:xfrm>
+                      <a:off x="0" y="0"/>
+                      <a:ext cx="4445228" cy="1809843"/>
+                    </a:xfrm>
+                    <a:prstGeom prst="rect">
+                      <a:avLst/>
+                    </a:prstGeom>
+                  </pic:spPr>
+                </pic:pic>
+              </a:graphicData>
+            </a:graphic>
+          </wp:inline>
+        </w:drawing>
+      </w:r>
+    </w:p>
+    <w:p>
+      <w:pPr>
+        <w:pStyle w:val="Cmsor2"/>
+        <w:rPr>
+          <w:rFonts w:ascii="Cascadia Code SemiBold" w:hAnsi="Cascadia Code SemiBold" w:cs="Cascadia Code SemiBold"/>
+          <w:u w:val="single"/>
+        </w:rPr>
+      </w:pPr>
+      <w:bookmarkStart w:id="12" w:name="_Toc229477614"/>
+      <w:r>
+        <w:rPr>
+          <w:rFonts w:ascii="Cascadia Code SemiBold" w:hAnsi="Cascadia Code SemiBold" w:cs="Cascadia Code SemiBold"/>
+          <w:u w:val="single"/>
+        </w:rPr>
+        <w:t>Kupac műveletek</w:t>
+      </w:r>
+      <w:bookmarkEnd w:id="12"/>
+    </w:p>
+    <w:p>
+      <w:pPr>
+        <w:pStyle w:val="Cmsor3"/>
+      </w:pPr>
+      <w:bookmarkStart w:id="13" w:name="_Toc229477615"/>
+      <w:r>
+        <w:t>Beszúrás</w:t>
+      </w:r>
+      <w:bookmarkEnd w:id="13"/>
+    </w:p>
+    <w:p>
+      <w:r>
+        <w:t>Az új elemet a tömbben az utolsó eleme után helyezzük el, így a kupac alakja továbbra is balra tömörített lesz. Ezután az új elemet addig emeljük a gyökér felé, amíg a kupac tulajdonság helyre nem áll, azaz helyet cserél a szülőjével mindaddig, míg a beszúrt elem kulcsa nagyobb, mint a szülőjének a kulcsa, vagy fel nem ér a kupac tetejére.</w:t>
+      </w:r>
+    </w:p>
+    <w:p>
+      <w:pPr>
+        <w:jc w:val="center"/>
+      </w:pPr>
+      <w:r>
+        <w:drawing>
+          <wp:inline distT="0" distB="0" distL="0" distR="0" wp14:anchorId="7AA6D58E" wp14:editId="6D5B8FAF">
+            <wp:extent cx="3016405" cy="1625684"/>
+            <wp:effectExtent l="0" t="0" r="0" b="0"/>
+            <wp:docPr id="257910810" name="Kép 1"/>
+            <wp:cNvGraphicFramePr>
+              <a:graphicFrameLocks xmlns:a="http://schemas.openxmlformats.org/drawingml/2006/main" noChangeAspect="1"/>
+            </wp:cNvGraphicFramePr>
+            <a:graphic xmlns:a="http://schemas.openxmlformats.org/drawingml/2006/main">
+              <a:graphicData uri="http://schemas.openxmlformats.org/drawingml/2006/picture">
+                <pic:pic xmlns:pic="http://schemas.openxmlformats.org/drawingml/2006/picture">
+                  <pic:nvPicPr>
+                    <pic:cNvPr id="257910810" name=""/>
+                    <pic:cNvPicPr/>
+                  </pic:nvPicPr>
+                  <pic:blipFill>
+                    <a:blip r:embed="rId27"/>
+                    <a:stretch>
+                      <a:fillRect/>
+                    </a:stretch>
+                  </pic:blipFill>
+                  <pic:spPr>
+                    <a:xfrm>
+                      <a:off x="0" y="0"/>
+                      <a:ext cx="3016405" cy="1625684"/>
+                    </a:xfrm>
+                    <a:prstGeom prst="rect">
+                      <a:avLst/>
+                    </a:prstGeom>
+                  </pic:spPr>
+                </pic:pic>
+              </a:graphicData>
+            </a:graphic>
+          </wp:inline>
+        </w:drawing>
+      </w:r>
+    </w:p>
+    <w:p>
+      <w:pPr>
+        <w:pStyle w:val="Cmsor3"/>
+      </w:pPr>
+      <w:bookmarkStart w:id="14" w:name="_Toc229477616"/>
+      <w:r>
+        <w:t>Maximális elem törlése</w:t>
+      </w:r>
+      <w:bookmarkEnd w:id="14"/>
+    </w:p>
+    <w:p>
+      <w:r>
+        <w:t xml:space="preserve">A </w:t>
+      </w:r>
+      <w:proofErr w:type="spellStart"/>
+      <w:proofErr w:type="gramStart"/>
+      <w:r>
+        <w:rPr>
+          <w:rFonts w:ascii="Times New Roman" w:hAnsi="Times New Roman" w:cs="Times New Roman"/>
+          <w:i/>
+          <w:iCs/>
+        </w:rPr>
+        <w:t>remMax</w:t>
+      </w:r>
+      <w:proofErr w:type="spellEnd"/>
+      <w:r>
+        <w:rPr>
+          <w:rFonts w:ascii="Times New Roman" w:hAnsi="Times New Roman" w:cs="Times New Roman"/>
+          <w:i/>
+          <w:iCs/>
+        </w:rPr>
+        <w:t>(</w:t>
+      </w:r>
+      <w:proofErr w:type="gramEnd"/>
+      <w:r>
+        <w:rPr>
+          <w:rFonts w:ascii="Times New Roman" w:hAnsi="Times New Roman" w:cs="Times New Roman"/>
+          <w:i/>
+          <w:iCs/>
+        </w:rPr>
+        <w:t>)</w:t>
+      </w:r>
+      <w:r>
+        <w:t xml:space="preserve"> metódus a maximum elmentése után a kupac gyökerébe, </w:t>
+      </w:r>
+      <w:proofErr w:type="gramStart"/>
+      <w:r>
+        <w:t>A[0]</w:t>
+      </w:r>
+      <w:r>
+        <w:t>-</w:t>
+      </w:r>
+      <w:proofErr w:type="spellStart"/>
+      <w:proofErr w:type="gramEnd"/>
+      <w:r>
+        <w:t>ba</w:t>
+      </w:r>
+      <w:proofErr w:type="spellEnd"/>
+      <w:r>
+        <w:t xml:space="preserve"> teszi át a szintfolytonosan utolsó elemet. Ezzel a kupac mérete eggyel csökken, és a gyökerénél valószín</w:t>
+      </w:r>
+      <w:r>
+        <w:t>ű</w:t>
+      </w:r>
+      <w:r>
+        <w:t>leg el is romlik (ún. csonka kupac lesz). Ezért az alábbi "sink" eljárás segítségével (amit mindig i = 0-val hív meg) a gyökérbe átrakott elemet (A[i]) addig süllyeszti lefelé, amíg a helyére nem kerül.</w:t>
+      </w:r>
+    </w:p>
+    <w:p>
+      <w:r>
+        <w:t>Ennek során a lesüllyesztend</w:t>
+      </w:r>
+      <w:r>
+        <w:t>ő</w:t>
+      </w:r>
+      <w:r>
+        <w:t xml:space="preserve"> elemet mindig az aktuálisan nagyobb gyerekével cseréli meg, amíg még a levélszint fölött van, és a </w:t>
+      </w:r>
+      <w:proofErr w:type="spellStart"/>
+      <w:r>
+        <w:t>nagyobbik</w:t>
+      </w:r>
+      <w:proofErr w:type="spellEnd"/>
+      <w:r>
+        <w:t xml:space="preserve"> gyereke nagyobb nála. Ilyen módon a ciklus során a lesüllyed</w:t>
+      </w:r>
+      <w:r>
+        <w:t>ő</w:t>
+      </w:r>
+      <w:r>
+        <w:t xml:space="preserve"> elem mindig kisebb, mint az </w:t>
+      </w:r>
+      <w:r>
+        <w:t>ő</w:t>
+      </w:r>
+      <w:r>
+        <w:t>sei. Amikor a ciklus megáll, akkor vagy leért a levélszintre, vagy ≥ mint a gyerekei, és kupac helyreáll</w:t>
+      </w:r>
+    </w:p>
+    <w:p>
+      <w:pPr>
+        <w:jc w:val="center"/>
+      </w:pPr>
+      <w:r>
+        <w:lastRenderedPageBreak/>
+        <w:drawing>
+          <wp:inline distT="0" distB="0" distL="0" distR="0" wp14:anchorId="5A3D89D5" wp14:editId="05DD86C6">
+            <wp:extent cx="2844946" cy="1301817"/>
+            <wp:effectExtent l="0" t="0" r="0" b="0"/>
+            <wp:docPr id="1324670550" name="Kép 1"/>
+            <wp:cNvGraphicFramePr>
+              <a:graphicFrameLocks xmlns:a="http://schemas.openxmlformats.org/drawingml/2006/main" noChangeAspect="1"/>
+            </wp:cNvGraphicFramePr>
+            <a:graphic xmlns:a="http://schemas.openxmlformats.org/drawingml/2006/main">
+              <a:graphicData uri="http://schemas.openxmlformats.org/drawingml/2006/picture">
+                <pic:pic xmlns:pic="http://schemas.openxmlformats.org/drawingml/2006/picture">
+                  <pic:nvPicPr>
+                    <pic:cNvPr id="1324670550" name=""/>
+                    <pic:cNvPicPr/>
+                  </pic:nvPicPr>
+                  <pic:blipFill>
+                    <a:blip r:embed="rId28"/>
+                    <a:stretch>
+                      <a:fillRect/>
+                    </a:stretch>
+                  </pic:blipFill>
+                  <pic:spPr>
+                    <a:xfrm>
+                      <a:off x="0" y="0"/>
+                      <a:ext cx="2844946" cy="1301817"/>
+                    </a:xfrm>
+                    <a:prstGeom prst="rect">
+                      <a:avLst/>
+                    </a:prstGeom>
+                  </pic:spPr>
+                </pic:pic>
+              </a:graphicData>
+            </a:graphic>
+          </wp:inline>
+        </w:drawing>
+      </w:r>
+      <w:r>
+        <w:drawing>
+          <wp:inline distT="0" distB="0" distL="0" distR="0" wp14:anchorId="4CFB62D0" wp14:editId="630A91FD">
+            <wp:extent cx="2502029" cy="1987652"/>
+            <wp:effectExtent l="0" t="0" r="0" b="0"/>
+            <wp:docPr id="94408522" name="Kép 1"/>
+            <wp:cNvGraphicFramePr>
+              <a:graphicFrameLocks xmlns:a="http://schemas.openxmlformats.org/drawingml/2006/main" noChangeAspect="1"/>
+            </wp:cNvGraphicFramePr>
+            <a:graphic xmlns:a="http://schemas.openxmlformats.org/drawingml/2006/main">
+              <a:graphicData uri="http://schemas.openxmlformats.org/drawingml/2006/picture">
+                <pic:pic xmlns:pic="http://schemas.openxmlformats.org/drawingml/2006/picture">
+                  <pic:nvPicPr>
+                    <pic:cNvPr id="94408522" name=""/>
+                    <pic:cNvPicPr/>
+                  </pic:nvPicPr>
+                  <pic:blipFill>
+                    <a:blip r:embed="rId29"/>
+                    <a:stretch>
+                      <a:fillRect/>
+                    </a:stretch>
+                  </pic:blipFill>
+                  <pic:spPr>
+                    <a:xfrm>
+                      <a:off x="0" y="0"/>
+                      <a:ext cx="2502029" cy="1987652"/>
+                    </a:xfrm>
+                    <a:prstGeom prst="rect">
+                      <a:avLst/>
+                    </a:prstGeom>
+                  </pic:spPr>
+                </pic:pic>
+              </a:graphicData>
+            </a:graphic>
+          </wp:inline>
+        </w:drawing>
+      </w:r>
+    </w:p>
+    <w:p>
+      <w:pPr>
+        <w:pStyle w:val="Cmsor2"/>
+        <w:rPr>
+          <w:rFonts w:ascii="Cascadia Code SemiBold" w:hAnsi="Cascadia Code SemiBold" w:cs="Cascadia Code SemiBold"/>
+          <w:u w:val="single"/>
+        </w:rPr>
+      </w:pPr>
+      <w:bookmarkStart w:id="15" w:name="_Toc229477617"/>
+      <w:r>
+        <w:rPr>
+          <w:rFonts w:ascii="Cascadia Code SemiBold" w:hAnsi="Cascadia Code SemiBold" w:cs="Cascadia Code SemiBold"/>
+          <w:u w:val="single"/>
+        </w:rPr>
+        <w:t>Rendezés elsőbbségi sorral</w:t>
+      </w:r>
+      <w:bookmarkEnd w:id="15"/>
+    </w:p>
+    <w:p>
+      <w:r>
+        <w:t>Könnyen és hatékonyan rendezhetünk tömböket</w:t>
+      </w:r>
+    </w:p>
+    <w:p>
+      <w:pPr>
+        <w:jc w:val="center"/>
+      </w:pPr>
+      <w:r>
+        <w:drawing>
+          <wp:inline distT="0" distB="0" distL="0" distR="0" wp14:anchorId="0F2F3E6A" wp14:editId="227A176A">
+            <wp:extent cx="1663786" cy="1378021"/>
+            <wp:effectExtent l="0" t="0" r="0" b="0"/>
+            <wp:docPr id="1427560448" name="Kép 1"/>
+            <wp:cNvGraphicFramePr>
+              <a:graphicFrameLocks xmlns:a="http://schemas.openxmlformats.org/drawingml/2006/main" noChangeAspect="1"/>
+            </wp:cNvGraphicFramePr>
+            <a:graphic xmlns:a="http://schemas.openxmlformats.org/drawingml/2006/main">
+              <a:graphicData uri="http://schemas.openxmlformats.org/drawingml/2006/picture">
+                <pic:pic xmlns:pic="http://schemas.openxmlformats.org/drawingml/2006/picture">
+                  <pic:nvPicPr>
+                    <pic:cNvPr id="1427560448" name=""/>
+                    <pic:cNvPicPr/>
+                  </pic:nvPicPr>
+                  <pic:blipFill>
+                    <a:blip r:embed="rId30"/>
+                    <a:stretch>
+                      <a:fillRect/>
+                    </a:stretch>
+                  </pic:blipFill>
+                  <pic:spPr>
+                    <a:xfrm>
+                      <a:off x="0" y="0"/>
+                      <a:ext cx="1663786" cy="1378021"/>
+                    </a:xfrm>
+                    <a:prstGeom prst="rect">
+                      <a:avLst/>
+                    </a:prstGeom>
+                  </pic:spPr>
+                </pic:pic>
+              </a:graphicData>
+            </a:graphic>
+          </wp:inline>
+        </w:drawing>
+      </w:r>
+    </w:p>
+    <w:p>
+      <w:pPr>
+        <w:pStyle w:val="Cmsor2"/>
+        <w:rPr>
+          <w:rFonts w:ascii="Cascadia Code SemiBold" w:hAnsi="Cascadia Code SemiBold" w:cs="Cascadia Code SemiBold"/>
+          <w:u w:val="single"/>
+        </w:rPr>
+      </w:pPr>
+      <w:bookmarkStart w:id="16" w:name="_Toc229477618"/>
+      <w:r>
+        <w:rPr>
+          <w:rFonts w:ascii="Cascadia Code SemiBold" w:hAnsi="Cascadia Code SemiBold" w:cs="Cascadia Code SemiBold"/>
+          <w:u w:val="single"/>
+        </w:rPr>
+        <w:t>Kupacrendezés (</w:t>
+      </w:r>
+      <w:proofErr w:type="spellStart"/>
+      <w:r>
+        <w:rPr>
+          <w:rFonts w:ascii="Cascadia Code SemiBold" w:hAnsi="Cascadia Code SemiBold" w:cs="Cascadia Code SemiBold"/>
+          <w:u w:val="single"/>
+        </w:rPr>
+        <w:t>heap</w:t>
+      </w:r>
+      <w:proofErr w:type="spellEnd"/>
+      <w:r>
+        <w:rPr>
+          <w:rFonts w:ascii="Cascadia Code SemiBold" w:hAnsi="Cascadia Code SemiBold" w:cs="Cascadia Code SemiBold"/>
+          <w:u w:val="single"/>
+        </w:rPr>
         <w:t xml:space="preserve"> sort)</w:t>
       </w:r>
-      <w:bookmarkEnd w:id="7"/>
+      <w:bookmarkEnd w:id="16"/>
+    </w:p>
+    <w:p>
+      <w:r>
+        <w:t xml:space="preserve">A kupacrendezés a fenti </w:t>
+      </w:r>
+      <w:proofErr w:type="spellStart"/>
+      <w:proofErr w:type="gramStart"/>
+      <w:r>
+        <w:rPr>
+          <w:rFonts w:ascii="Times New Roman" w:hAnsi="Times New Roman" w:cs="Times New Roman"/>
+          <w:i/>
+          <w:iCs/>
+        </w:rPr>
+        <w:t>sortWithPrQueue</w:t>
+      </w:r>
+      <w:proofErr w:type="spellEnd"/>
+      <w:r>
+        <w:rPr>
+          <w:rFonts w:ascii="Times New Roman" w:hAnsi="Times New Roman" w:cs="Times New Roman"/>
+          <w:i/>
+          <w:iCs/>
+        </w:rPr>
+        <w:t>(A :</w:t>
+      </w:r>
+      <w:proofErr w:type="gramEnd"/>
+      <w:r>
+        <w:rPr>
+          <w:rFonts w:ascii="Times New Roman" w:hAnsi="Times New Roman" w:cs="Times New Roman"/>
+          <w:i/>
+          <w:iCs/>
+        </w:rPr>
+        <w:t xml:space="preserve"> </w:t>
+      </w:r>
+      <w:proofErr w:type="gramStart"/>
+      <w:r>
+        <w:rPr>
+          <w:rFonts w:ascii="Times New Roman" w:hAnsi="Times New Roman" w:cs="Times New Roman"/>
+          <w:i/>
+          <w:iCs/>
+        </w:rPr>
+        <w:t>T[</w:t>
+      </w:r>
+      <w:proofErr w:type="gramEnd"/>
+      <w:r>
+        <w:rPr>
+          <w:rFonts w:ascii="Times New Roman" w:hAnsi="Times New Roman" w:cs="Times New Roman"/>
+          <w:i/>
+          <w:iCs/>
+        </w:rPr>
+        <w:t>])</w:t>
+      </w:r>
+      <w:r>
+        <w:t xml:space="preserve"> optimalizálása.</w:t>
+      </w:r>
     </w:p>
     <w:p>
       <w:pPr>
@@ -3956,7 +6036,7 @@
         </w:numPr>
       </w:pPr>
       <w:r>
-        <w:t>Helyben rendez</w:t>
+        <w:t>A kupacrendezés során maximum kupacot használunk</w:t>
       </w:r>
     </w:p>
     <w:p>
@@ -3968,9 +6048,324 @@
         </w:numPr>
       </w:pPr>
       <w:r>
+        <w:t>Helyben rendez</w:t>
+      </w:r>
+    </w:p>
+    <w:p>
+      <w:pPr>
+        <w:pStyle w:val="Listaszerbekezds"/>
+        <w:numPr>
+          <w:ilvl w:val="0"/>
+          <w:numId w:val="4"/>
+        </w:numPr>
+      </w:pPr>
+      <w:r>
         <w:t>Nem stabil</w:t>
       </w:r>
     </w:p>
+    <w:p>
+      <w:pPr>
+        <w:pStyle w:val="Listaszerbekezds"/>
+        <w:numPr>
+          <w:ilvl w:val="1"/>
+          <w:numId w:val="4"/>
+        </w:numPr>
+      </w:pPr>
+      <w:r>
+        <w:t>a számokat az</w:t>
+      </w:r>
+      <w:r>
+        <w:t xml:space="preserve"> </w:t>
+      </w:r>
+      <w:r>
+        <w:rPr>
+          <w:rFonts w:ascii="Times New Roman" w:hAnsi="Times New Roman" w:cs="Times New Roman"/>
+          <w:i/>
+          <w:iCs/>
+        </w:rPr>
+        <w:t>A</w:t>
+      </w:r>
+      <w:r>
+        <w:t> tömbön belül rakja a helyes sorrendbe és legfeljebb csak állandó számú elem tárolódik a tömbön kívü</w:t>
+      </w:r>
+      <w:r>
+        <w:t>l</w:t>
+      </w:r>
+    </w:p>
+    <w:p>
+      <w:pPr>
+        <w:pStyle w:val="Listaszerbekezds"/>
+        <w:numPr>
+          <w:ilvl w:val="0"/>
+          <w:numId w:val="4"/>
+        </w:numPr>
+      </w:pPr>
+      <w:r>
+        <w:t>Aszimptotikusan optimális összehasonlító rendezés, ugyanis a műveletigényének felső korlátja megegyezik az alsó korláttal</w:t>
+      </w:r>
+      <w:r>
+        <w:t xml:space="preserve"> </w:t>
+      </w:r>
+      <w:r>
+        <w:rPr>
+          <w:rFonts w:ascii="Times New Roman" w:hAnsi="Times New Roman" w:cs="Times New Roman"/>
+          <w:i/>
+          <w:iCs/>
+        </w:rPr>
+        <w:t>(O(n*</w:t>
+      </w:r>
+      <w:proofErr w:type="spellStart"/>
+      <w:r>
+        <w:rPr>
+          <w:rFonts w:ascii="Times New Roman" w:hAnsi="Times New Roman" w:cs="Times New Roman"/>
+          <w:i/>
+          <w:iCs/>
+        </w:rPr>
+        <w:t>logn</w:t>
+      </w:r>
+      <w:proofErr w:type="spellEnd"/>
+      <w:r>
+        <w:rPr>
+          <w:rFonts w:ascii="Times New Roman" w:hAnsi="Times New Roman" w:cs="Times New Roman"/>
+          <w:i/>
+          <w:iCs/>
+        </w:rPr>
+        <w:t>), Ω(n*</w:t>
+      </w:r>
+      <w:proofErr w:type="spellStart"/>
+      <w:r>
+        <w:rPr>
+          <w:rFonts w:ascii="Times New Roman" w:hAnsi="Times New Roman" w:cs="Times New Roman"/>
+          <w:i/>
+          <w:iCs/>
+        </w:rPr>
+        <w:t>logn</w:t>
+      </w:r>
+      <w:proofErr w:type="spellEnd"/>
+      <w:r>
+        <w:rPr>
+          <w:rFonts w:ascii="Times New Roman" w:hAnsi="Times New Roman" w:cs="Times New Roman"/>
+          <w:i/>
+          <w:iCs/>
+        </w:rPr>
+        <w:t>))</w:t>
+      </w:r>
+    </w:p>
+    <w:p>
+      <w:pPr>
+        <w:pStyle w:val="Cmsor3"/>
+      </w:pPr>
+      <w:bookmarkStart w:id="17" w:name="_Toc229477619"/>
+      <w:r>
+        <w:t>Működése</w:t>
+      </w:r>
+      <w:bookmarkEnd w:id="17"/>
+    </w:p>
+    <w:p>
+      <w:r>
+        <w:t xml:space="preserve">Először kupaccá alakítjuk a tömböt, meghívjuk a </w:t>
+      </w:r>
+      <w:proofErr w:type="spellStart"/>
+      <w:proofErr w:type="gramStart"/>
+      <w:r>
+        <w:t>buildMaxHeap</w:t>
+      </w:r>
+      <w:proofErr w:type="spellEnd"/>
+      <w:r>
+        <w:t>(</w:t>
+      </w:r>
+      <w:proofErr w:type="gramEnd"/>
+      <w:r>
+        <w:t>) eljárást</w:t>
+      </w:r>
+      <w:r>
+        <w:t>.</w:t>
+      </w:r>
+    </w:p>
+    <w:p>
+      <w:r>
+        <w:t xml:space="preserve">Ez oly módon történik, hogy a legutolsó levél szülőjétől kezdve lesüllyesztjük a szülőket addig, amíg kisebb, mint a </w:t>
+      </w:r>
+      <w:proofErr w:type="spellStart"/>
+      <w:r>
+        <w:t>nagyobbik</w:t>
+      </w:r>
+      <w:proofErr w:type="spellEnd"/>
+      <w:r>
+        <w:t xml:space="preserve"> gyereke. Ezt az összes szülő csúcsra el kell végezni.</w:t>
+      </w:r>
+    </w:p>
+    <w:p>
+      <w:pPr>
+        <w:jc w:val="center"/>
+      </w:pPr>
+      <w:r>
+        <w:drawing>
+          <wp:inline distT="0" distB="0" distL="0" distR="0" wp14:anchorId="30B26488" wp14:editId="46C787C1">
+            <wp:extent cx="1943200" cy="685835"/>
+            <wp:effectExtent l="0" t="0" r="0" b="0"/>
+            <wp:docPr id="1554518633" name="Kép 1"/>
+            <wp:cNvGraphicFramePr>
+              <a:graphicFrameLocks xmlns:a="http://schemas.openxmlformats.org/drawingml/2006/main" noChangeAspect="1"/>
+            </wp:cNvGraphicFramePr>
+            <a:graphic xmlns:a="http://schemas.openxmlformats.org/drawingml/2006/main">
+              <a:graphicData uri="http://schemas.openxmlformats.org/drawingml/2006/picture">
+                <pic:pic xmlns:pic="http://schemas.openxmlformats.org/drawingml/2006/picture">
+                  <pic:nvPicPr>
+                    <pic:cNvPr id="1554518633" name=""/>
+                    <pic:cNvPicPr/>
+                  </pic:nvPicPr>
+                  <pic:blipFill>
+                    <a:blip r:embed="rId31"/>
+                    <a:stretch>
+                      <a:fillRect/>
+                    </a:stretch>
+                  </pic:blipFill>
+                  <pic:spPr>
+                    <a:xfrm>
+                      <a:off x="0" y="0"/>
+                      <a:ext cx="1943200" cy="685835"/>
+                    </a:xfrm>
+                    <a:prstGeom prst="rect">
+                      <a:avLst/>
+                    </a:prstGeom>
+                  </pic:spPr>
+                </pic:pic>
+              </a:graphicData>
+            </a:graphic>
+          </wp:inline>
+        </w:drawing>
+      </w:r>
+    </w:p>
+    <w:p>
+      <w:r>
+        <w:lastRenderedPageBreak/>
+        <w:t>A kupaccá alakítás után tehát ezt ismételjük: Megcseréljük a kupac maximumát, azaz gyökerében lév</w:t>
+      </w:r>
+      <w:r>
+        <w:t>ő</w:t>
+      </w:r>
+      <w:r>
+        <w:t xml:space="preserve"> elemet (</w:t>
+      </w:r>
+      <w:proofErr w:type="gramStart"/>
+      <w:r>
+        <w:t>A[</w:t>
+      </w:r>
+      <w:proofErr w:type="gramEnd"/>
+      <w:r>
+        <w:t>0]) a kupac szintfolytonosan utolsó elemével, miközben levágjuk a maximumot (</w:t>
+      </w:r>
+      <w:proofErr w:type="gramStart"/>
+      <w:r>
+        <w:t>m :</w:t>
+      </w:r>
+      <w:proofErr w:type="gramEnd"/>
+      <w:r>
+        <w:t>= m−1), majd lesüllyesztjük az A[</w:t>
+      </w:r>
+      <w:proofErr w:type="gramStart"/>
+      <w:r>
+        <w:t>0..</w:t>
+      </w:r>
+      <w:proofErr w:type="gramEnd"/>
+      <w:r>
+        <w:t>m) csonka kupacban a gyökérbe tett elemet. Így az el</w:t>
+      </w:r>
+      <w:r>
+        <w:t>ő</w:t>
+      </w:r>
+      <w:r>
+        <w:t>bbinél eggyel kisebb méret</w:t>
+      </w:r>
+      <w:r>
+        <w:t>ű</w:t>
+      </w:r>
+      <w:r>
+        <w:t xml:space="preserve"> kupacot kapunk (A[</w:t>
+      </w:r>
+      <w:proofErr w:type="gramStart"/>
+      <w:r>
+        <w:t>0..</w:t>
+      </w:r>
+      <w:proofErr w:type="gramEnd"/>
+      <w:r>
+        <w:t>m)). Ezt a ciklusmagot addig ismételjük, amíg az A[</w:t>
+      </w:r>
+      <w:proofErr w:type="gramStart"/>
+      <w:r>
+        <w:t>0..</w:t>
+      </w:r>
+      <w:proofErr w:type="gramEnd"/>
+      <w:r>
+        <w:t>m) kupac mérete nagyobb, mint egy. Így az A[</w:t>
+      </w:r>
+      <w:proofErr w:type="gramStart"/>
+      <w:r>
+        <w:t>0..</w:t>
+      </w:r>
+      <w:proofErr w:type="gramEnd"/>
+      <w:r>
+        <w:t>n) tömbben visszafelé megkapjuk az els</w:t>
+      </w:r>
+      <w:r>
+        <w:t>ő</w:t>
+      </w:r>
+      <w:r>
+        <w:t xml:space="preserve">, második stb. maximumokat, és végül az </w:t>
+      </w:r>
+      <w:proofErr w:type="gramStart"/>
+      <w:r>
+        <w:t>A[0]-</w:t>
+      </w:r>
+      <w:proofErr w:type="gramEnd"/>
+      <w:r>
+        <w:t>ban a minimumot, azaz a tömb rendezve lesz.</w:t>
+      </w:r>
+    </w:p>
+    <w:p>
+      <w:pPr>
+        <w:jc w:val="center"/>
+      </w:pPr>
+      <w:r>
+        <w:drawing>
+          <wp:inline distT="0" distB="0" distL="0" distR="0" wp14:anchorId="1EC18704" wp14:editId="01656B7D">
+            <wp:extent cx="2216264" cy="1206562"/>
+            <wp:effectExtent l="0" t="0" r="0" b="0"/>
+            <wp:docPr id="242988185" name="Kép 1"/>
+            <wp:cNvGraphicFramePr>
+              <a:graphicFrameLocks xmlns:a="http://schemas.openxmlformats.org/drawingml/2006/main" noChangeAspect="1"/>
+            </wp:cNvGraphicFramePr>
+            <a:graphic xmlns:a="http://schemas.openxmlformats.org/drawingml/2006/main">
+              <a:graphicData uri="http://schemas.openxmlformats.org/drawingml/2006/picture">
+                <pic:pic xmlns:pic="http://schemas.openxmlformats.org/drawingml/2006/picture">
+                  <pic:nvPicPr>
+                    <pic:cNvPr id="242988185" name=""/>
+                    <pic:cNvPicPr/>
+                  </pic:nvPicPr>
+                  <pic:blipFill>
+                    <a:blip r:embed="rId32"/>
+                    <a:stretch>
+                      <a:fillRect/>
+                    </a:stretch>
+                  </pic:blipFill>
+                  <pic:spPr>
+                    <a:xfrm>
+                      <a:off x="0" y="0"/>
+                      <a:ext cx="2216264" cy="1206562"/>
+                    </a:xfrm>
+                    <a:prstGeom prst="rect">
+                      <a:avLst/>
+                    </a:prstGeom>
+                  </pic:spPr>
+                </pic:pic>
+              </a:graphicData>
+            </a:graphic>
+          </wp:inline>
+        </w:drawing>
+      </w:r>
+    </w:p>
+    <w:p/>
     <w:p/>
     <w:p/>
     <w:p/>
@@ -4606,7 +7001,7 @@
         <w:rFonts w:ascii="Aptos" w:eastAsiaTheme="minorHAnsi" w:hAnsi="Aptos" w:cstheme="minorBidi" w:hint="default"/>
       </w:rPr>
     </w:lvl>
-    <w:lvl w:ilvl="1" w:tplc="040E0003" w:tentative="1">
+    <w:lvl w:ilvl="1" w:tplc="040E0003">
       <w:start w:val="1"/>
       <w:numFmt w:val="bullet"/>
       <w:lvlText w:val="o"/>
@@ -4817,6 +7212,155 @@
     </w:lvl>
   </w:abstractNum>
   <w:abstractNum w:abstractNumId="7" w15:restartNumberingAfterBreak="0">
+    <w:nsid w:val="6B501B31"/>
+    <w:multiLevelType w:val="multilevel"/>
+    <w:tmpl w:val="CE9CB0B0"/>
+    <w:lvl w:ilvl="0">
+      <w:start w:val="1"/>
+      <w:numFmt w:val="bullet"/>
+      <w:lvlText w:val=""/>
+      <w:lvlJc w:val="left"/>
+      <w:pPr>
+        <w:tabs>
+          <w:tab w:val="num" w:pos="720"/>
+        </w:tabs>
+        <w:ind w:left="720" w:hanging="360"/>
+      </w:pPr>
+      <w:rPr>
+        <w:rFonts w:ascii="Symbol" w:hAnsi="Symbol" w:hint="default"/>
+        <w:sz w:val="20"/>
+      </w:rPr>
+    </w:lvl>
+    <w:lvl w:ilvl="1" w:tentative="1">
+      <w:start w:val="1"/>
+      <w:numFmt w:val="bullet"/>
+      <w:lvlText w:val="o"/>
+      <w:lvlJc w:val="left"/>
+      <w:pPr>
+        <w:tabs>
+          <w:tab w:val="num" w:pos="1440"/>
+        </w:tabs>
+        <w:ind w:left="1440" w:hanging="360"/>
+      </w:pPr>
+      <w:rPr>
+        <w:rFonts w:ascii="Courier New" w:hAnsi="Courier New" w:hint="default"/>
+        <w:sz w:val="20"/>
+      </w:rPr>
+    </w:lvl>
+    <w:lvl w:ilvl="2" w:tentative="1">
+      <w:start w:val="1"/>
+      <w:numFmt w:val="bullet"/>
+      <w:lvlText w:val=""/>
+      <w:lvlJc w:val="left"/>
+      <w:pPr>
+        <w:tabs>
+          <w:tab w:val="num" w:pos="2160"/>
+        </w:tabs>
+        <w:ind w:left="2160" w:hanging="360"/>
+      </w:pPr>
+      <w:rPr>
+        <w:rFonts w:ascii="Wingdings" w:hAnsi="Wingdings" w:hint="default"/>
+        <w:sz w:val="20"/>
+      </w:rPr>
+    </w:lvl>
+    <w:lvl w:ilvl="3" w:tentative="1">
+      <w:start w:val="1"/>
+      <w:numFmt w:val="bullet"/>
+      <w:lvlText w:val=""/>
+      <w:lvlJc w:val="left"/>
+      <w:pPr>
+        <w:tabs>
+          <w:tab w:val="num" w:pos="2880"/>
+        </w:tabs>
+        <w:ind w:left="2880" w:hanging="360"/>
+      </w:pPr>
+      <w:rPr>
+        <w:rFonts w:ascii="Wingdings" w:hAnsi="Wingdings" w:hint="default"/>
+        <w:sz w:val="20"/>
+      </w:rPr>
+    </w:lvl>
+    <w:lvl w:ilvl="4" w:tentative="1">
+      <w:start w:val="1"/>
+      <w:numFmt w:val="bullet"/>
+      <w:lvlText w:val=""/>
+      <w:lvlJc w:val="left"/>
+      <w:pPr>
+        <w:tabs>
+          <w:tab w:val="num" w:pos="3600"/>
+        </w:tabs>
+        <w:ind w:left="3600" w:hanging="360"/>
+      </w:pPr>
+      <w:rPr>
+        <w:rFonts w:ascii="Wingdings" w:hAnsi="Wingdings" w:hint="default"/>
+        <w:sz w:val="20"/>
+      </w:rPr>
+    </w:lvl>
+    <w:lvl w:ilvl="5" w:tentative="1">
+      <w:start w:val="1"/>
+      <w:numFmt w:val="bullet"/>
+      <w:lvlText w:val=""/>
+      <w:lvlJc w:val="left"/>
+      <w:pPr>
+        <w:tabs>
+          <w:tab w:val="num" w:pos="4320"/>
+        </w:tabs>
+        <w:ind w:left="4320" w:hanging="360"/>
+      </w:pPr>
+      <w:rPr>
+        <w:rFonts w:ascii="Wingdings" w:hAnsi="Wingdings" w:hint="default"/>
+        <w:sz w:val="20"/>
+      </w:rPr>
+    </w:lvl>
+    <w:lvl w:ilvl="6" w:tentative="1">
+      <w:start w:val="1"/>
+      <w:numFmt w:val="bullet"/>
+      <w:lvlText w:val=""/>
+      <w:lvlJc w:val="left"/>
+      <w:pPr>
+        <w:tabs>
+          <w:tab w:val="num" w:pos="5040"/>
+        </w:tabs>
+        <w:ind w:left="5040" w:hanging="360"/>
+      </w:pPr>
+      <w:rPr>
+        <w:rFonts w:ascii="Wingdings" w:hAnsi="Wingdings" w:hint="default"/>
+        <w:sz w:val="20"/>
+      </w:rPr>
+    </w:lvl>
+    <w:lvl w:ilvl="7" w:tentative="1">
+      <w:start w:val="1"/>
+      <w:numFmt w:val="bullet"/>
+      <w:lvlText w:val=""/>
+      <w:lvlJc w:val="left"/>
+      <w:pPr>
+        <w:tabs>
+          <w:tab w:val="num" w:pos="5760"/>
+        </w:tabs>
+        <w:ind w:left="5760" w:hanging="360"/>
+      </w:pPr>
+      <w:rPr>
+        <w:rFonts w:ascii="Wingdings" w:hAnsi="Wingdings" w:hint="default"/>
+        <w:sz w:val="20"/>
+      </w:rPr>
+    </w:lvl>
+    <w:lvl w:ilvl="8" w:tentative="1">
+      <w:start w:val="1"/>
+      <w:numFmt w:val="bullet"/>
+      <w:lvlText w:val=""/>
+      <w:lvlJc w:val="left"/>
+      <w:pPr>
+        <w:tabs>
+          <w:tab w:val="num" w:pos="6480"/>
+        </w:tabs>
+        <w:ind w:left="6480" w:hanging="360"/>
+      </w:pPr>
+      <w:rPr>
+        <w:rFonts w:ascii="Wingdings" w:hAnsi="Wingdings" w:hint="default"/>
+        <w:sz w:val="20"/>
+      </w:rPr>
+    </w:lvl>
+  </w:abstractNum>
+  <w:abstractNum w:abstractNumId="8" w15:restartNumberingAfterBreak="0">
     <w:nsid w:val="6C2927E1"/>
     <w:multiLevelType w:val="hybridMultilevel"/>
     <w:tmpl w:val="57526056"/>
@@ -4902,7 +7446,7 @@
       </w:pPr>
     </w:lvl>
   </w:abstractNum>
-  <w:abstractNum w:abstractNumId="8" w15:restartNumberingAfterBreak="0">
+  <w:abstractNum w:abstractNumId="9" w15:restartNumberingAfterBreak="0">
     <w:nsid w:val="78994F6E"/>
     <w:multiLevelType w:val="hybridMultilevel"/>
     <w:tmpl w:val="EA428F18"/>
@@ -5031,16 +7575,19 @@
     <w:abstractNumId w:val="2"/>
   </w:num>
   <w:num w:numId="6" w16cid:durableId="680595446">
-    <w:abstractNumId w:val="8"/>
+    <w:abstractNumId w:val="9"/>
   </w:num>
   <w:num w:numId="7" w16cid:durableId="303511492">
     <w:abstractNumId w:val="3"/>
   </w:num>
   <w:num w:numId="8" w16cid:durableId="454252232">
-    <w:abstractNumId w:val="7"/>
+    <w:abstractNumId w:val="8"/>
   </w:num>
   <w:num w:numId="9" w16cid:durableId="1125277088">
     <w:abstractNumId w:val="4"/>
+  </w:num>
+  <w:num w:numId="10" w16cid:durableId="1762753076">
+    <w:abstractNumId w:val="7"/>
   </w:num>
 </w:numbering>
 </file>
@@ -6057,6 +8604,19 @@
       <w:u w:val="single"/>
     </w:rPr>
   </w:style>
+  <w:style w:type="paragraph" w:styleId="TJ3">
+    <w:name w:val="toc 3"/>
+    <w:basedOn w:val="Norml"/>
+    <w:next w:val="Norml"/>
+    <w:autoRedefine/>
+    <w:uiPriority w:val="39"/>
+    <w:unhideWhenUsed/>
+    <w:rsid w:val="004D3BF8"/>
+    <w:pPr>
+      <w:spacing w:after="100"/>
+      <w:ind w:left="480"/>
+    </w:pPr>
+  </w:style>
 </w:styles>
 </file>
 
